--- a/notes_03May2023.docx
+++ b/notes_03May2023.docx
@@ -18095,11 +18095,1146 @@
     </w:p>
     <w:p/>
     <w:p>
+      <w:pPr>
+        <w:pBdr>
+          <w:bottom w:val="single" w:sz="6" w:space="1" w:color="auto"/>
+        </w:pBdr>
+      </w:pPr>
       <w:r>
         <w:lastRenderedPageBreak/>
         <w:t>}</w:t>
       </w:r>
     </w:p>
+    <w:p>
+      <w:pPr>
+        <w:pBdr>
+          <w:bottom w:val="single" w:sz="6" w:space="1" w:color="auto"/>
+        </w:pBdr>
+      </w:pPr>
+    </w:p>
+    <w:p>
+      <w:r>
+        <w:t xml:space="preserve">HTML </w:t>
+      </w:r>
+      <w:proofErr w:type="spellStart"/>
+      <w:r>
+        <w:t>Colors</w:t>
+      </w:r>
+      <w:proofErr w:type="spellEnd"/>
+    </w:p>
+    <w:p>
+      <w:proofErr w:type="spellStart"/>
+      <w:r>
+        <w:t>Colors</w:t>
+      </w:r>
+      <w:proofErr w:type="spellEnd"/>
+      <w:r>
+        <w:t xml:space="preserve"> are used in 3 different ways apart from popular </w:t>
+      </w:r>
+      <w:proofErr w:type="spellStart"/>
+      <w:r>
+        <w:t>color</w:t>
+      </w:r>
+      <w:proofErr w:type="spellEnd"/>
+      <w:r>
+        <w:t xml:space="preserve"> names</w:t>
+      </w:r>
+    </w:p>
+    <w:p>
+      <w:r>
+        <w:t xml:space="preserve">Popular </w:t>
+      </w:r>
+      <w:proofErr w:type="spellStart"/>
+      <w:r>
+        <w:t>color</w:t>
+      </w:r>
+      <w:proofErr w:type="spellEnd"/>
+      <w:r>
+        <w:t xml:space="preserve"> names are like</w:t>
+      </w:r>
+    </w:p>
+    <w:p>
+      <w:r>
+        <w:tab/>
+        <w:t>Red, green, blue, etc.</w:t>
+      </w:r>
+    </w:p>
+    <w:p/>
+    <w:p>
+      <w:r>
+        <w:t xml:space="preserve">But apart from named </w:t>
+      </w:r>
+      <w:proofErr w:type="spellStart"/>
+      <w:r>
+        <w:t>colors</w:t>
+      </w:r>
+      <w:proofErr w:type="spellEnd"/>
+      <w:r>
+        <w:t xml:space="preserve">, we can form </w:t>
+      </w:r>
+      <w:proofErr w:type="spellStart"/>
+      <w:r>
+        <w:t>colors</w:t>
+      </w:r>
+      <w:proofErr w:type="spellEnd"/>
+      <w:r>
+        <w:t xml:space="preserve"> by custom</w:t>
+      </w:r>
+    </w:p>
+    <w:p>
+      <w:r>
+        <w:t>Combination of Red, Green and Blue</w:t>
+      </w:r>
+    </w:p>
+    <w:p>
+      <w:r>
+        <w:t>&lt;h1 style="</w:t>
+      </w:r>
+      <w:proofErr w:type="spellStart"/>
+      <w:r>
+        <w:t>background-</w:t>
+      </w:r>
+      <w:proofErr w:type="gramStart"/>
+      <w:r>
+        <w:t>color:rgb</w:t>
+      </w:r>
+      <w:proofErr w:type="spellEnd"/>
+      <w:proofErr w:type="gramEnd"/>
+      <w:r>
+        <w:t>(</w:t>
+      </w:r>
+      <w:r>
+        <w:t>255</w:t>
+      </w:r>
+      <w:r>
+        <w:t xml:space="preserve">, </w:t>
+      </w:r>
+      <w:r>
+        <w:t>0</w:t>
+      </w:r>
+      <w:r>
+        <w:t xml:space="preserve">, </w:t>
+      </w:r>
+      <w:r>
+        <w:t>0</w:t>
+      </w:r>
+      <w:r>
+        <w:t>);"&gt;</w:t>
+      </w:r>
+      <w:proofErr w:type="spellStart"/>
+      <w:r>
+        <w:t>rgb</w:t>
+      </w:r>
+      <w:proofErr w:type="spellEnd"/>
+      <w:r>
+        <w:t>(</w:t>
+      </w:r>
+      <w:r>
+        <w:t>255</w:t>
+      </w:r>
+      <w:r>
+        <w:t xml:space="preserve">, </w:t>
+      </w:r>
+      <w:r>
+        <w:t>0</w:t>
+      </w:r>
+      <w:r>
+        <w:t>, 0)&lt;/h1&gt;</w:t>
+      </w:r>
+    </w:p>
+    <w:p>
+      <w:r>
+        <w:t>&lt;h1 style="</w:t>
+      </w:r>
+      <w:proofErr w:type="spellStart"/>
+      <w:r>
+        <w:t>background-</w:t>
+      </w:r>
+      <w:proofErr w:type="gramStart"/>
+      <w:r>
+        <w:t>color:rgb</w:t>
+      </w:r>
+      <w:proofErr w:type="spellEnd"/>
+      <w:proofErr w:type="gramEnd"/>
+      <w:r>
+        <w:t>(0, 0, 255);"&gt;</w:t>
+      </w:r>
+      <w:proofErr w:type="spellStart"/>
+      <w:r>
+        <w:t>rgb</w:t>
+      </w:r>
+      <w:proofErr w:type="spellEnd"/>
+      <w:r>
+        <w:t>(0, 0, 255)&lt;/h1&gt;</w:t>
+      </w:r>
+    </w:p>
+    <w:p>
+      <w:r>
+        <w:t>&lt;h1 style="</w:t>
+      </w:r>
+      <w:proofErr w:type="spellStart"/>
+      <w:r>
+        <w:t>background-</w:t>
+      </w:r>
+      <w:proofErr w:type="gramStart"/>
+      <w:r>
+        <w:t>color:rgb</w:t>
+      </w:r>
+      <w:proofErr w:type="spellEnd"/>
+      <w:proofErr w:type="gramEnd"/>
+      <w:r>
+        <w:t>(60, 179, 113);"&gt;</w:t>
+      </w:r>
+      <w:proofErr w:type="spellStart"/>
+      <w:r>
+        <w:t>rgb</w:t>
+      </w:r>
+      <w:proofErr w:type="spellEnd"/>
+      <w:r>
+        <w:t>(60, 179, 113)&lt;/h1&gt;</w:t>
+      </w:r>
+    </w:p>
+    <w:p>
+      <w:r>
+        <w:t>&lt;h1 style="</w:t>
+      </w:r>
+      <w:proofErr w:type="spellStart"/>
+      <w:r>
+        <w:t>background-</w:t>
+      </w:r>
+      <w:proofErr w:type="gramStart"/>
+      <w:r>
+        <w:t>color:rgb</w:t>
+      </w:r>
+      <w:proofErr w:type="spellEnd"/>
+      <w:proofErr w:type="gramEnd"/>
+      <w:r>
+        <w:t>(238, 130, 238);"&gt;</w:t>
+      </w:r>
+      <w:proofErr w:type="spellStart"/>
+      <w:r>
+        <w:t>rgb</w:t>
+      </w:r>
+      <w:proofErr w:type="spellEnd"/>
+      <w:r>
+        <w:t>(238, 130, 238)&lt;/h1&gt;</w:t>
+      </w:r>
+    </w:p>
+    <w:p>
+      <w:r>
+        <w:t>&lt;h1 style="</w:t>
+      </w:r>
+      <w:proofErr w:type="spellStart"/>
+      <w:r>
+        <w:t>background-</w:t>
+      </w:r>
+      <w:proofErr w:type="gramStart"/>
+      <w:r>
+        <w:t>color:rgb</w:t>
+      </w:r>
+      <w:proofErr w:type="spellEnd"/>
+      <w:proofErr w:type="gramEnd"/>
+      <w:r>
+        <w:t>(255, 165, 0);"&gt;</w:t>
+      </w:r>
+      <w:proofErr w:type="spellStart"/>
+      <w:r>
+        <w:t>rgb</w:t>
+      </w:r>
+      <w:proofErr w:type="spellEnd"/>
+      <w:r>
+        <w:t>(255, 165, 0)&lt;/h1&gt;</w:t>
+      </w:r>
+    </w:p>
+    <w:p>
+      <w:r>
+        <w:t>&lt;h1 style="</w:t>
+      </w:r>
+      <w:proofErr w:type="spellStart"/>
+      <w:r>
+        <w:t>background-</w:t>
+      </w:r>
+      <w:proofErr w:type="gramStart"/>
+      <w:r>
+        <w:t>color:rgb</w:t>
+      </w:r>
+      <w:proofErr w:type="spellEnd"/>
+      <w:proofErr w:type="gramEnd"/>
+      <w:r>
+        <w:t>(106, 90, 205);"&gt;</w:t>
+      </w:r>
+      <w:proofErr w:type="spellStart"/>
+      <w:r>
+        <w:t>rgb</w:t>
+      </w:r>
+      <w:proofErr w:type="spellEnd"/>
+      <w:r>
+        <w:t>(106, 90, 205)&lt;/h1&gt;</w:t>
+      </w:r>
+    </w:p>
+    <w:p/>
+    <w:p>
+      <w:r>
+        <w:t>Next, method is HEX</w:t>
+      </w:r>
+    </w:p>
+    <w:p/>
+    <w:p>
+      <w:r>
+        <w:t xml:space="preserve">#FF FF </w:t>
+      </w:r>
+      <w:proofErr w:type="spellStart"/>
+      <w:r>
+        <w:t>FF</w:t>
+      </w:r>
+      <w:proofErr w:type="spellEnd"/>
+      <w:r>
+        <w:tab/>
+      </w:r>
+      <w:r>
+        <w:tab/>
+        <w:t>White</w:t>
+      </w:r>
+    </w:p>
+    <w:p>
+      <w:r>
+        <w:t>#00 00 00</w:t>
+      </w:r>
+      <w:r>
+        <w:tab/>
+      </w:r>
+      <w:r>
+        <w:tab/>
+        <w:t>Black</w:t>
+      </w:r>
+    </w:p>
+    <w:p/>
+    <w:p>
+      <w:r>
+        <w:t>&lt;h1 style="background-</w:t>
+      </w:r>
+      <w:proofErr w:type="spellStart"/>
+      <w:proofErr w:type="gramStart"/>
+      <w:r>
+        <w:t>color</w:t>
+      </w:r>
+      <w:proofErr w:type="spellEnd"/>
+      <w:r>
+        <w:t>:#</w:t>
+      </w:r>
+      <w:proofErr w:type="gramEnd"/>
+      <w:r>
+        <w:t>ff0000;"&gt;#ff0000&lt;/h1&gt;</w:t>
+      </w:r>
+    </w:p>
+    <w:p>
+      <w:r>
+        <w:t>&lt;h1 style="background-</w:t>
+      </w:r>
+      <w:proofErr w:type="spellStart"/>
+      <w:proofErr w:type="gramStart"/>
+      <w:r>
+        <w:t>color</w:t>
+      </w:r>
+      <w:proofErr w:type="spellEnd"/>
+      <w:r>
+        <w:t>:#</w:t>
+      </w:r>
+      <w:proofErr w:type="gramEnd"/>
+      <w:r>
+        <w:t>0000ff;"&gt;#0000ff&lt;/h1&gt;</w:t>
+      </w:r>
+    </w:p>
+    <w:p>
+      <w:r>
+        <w:t>&lt;h1 style="background-</w:t>
+      </w:r>
+      <w:proofErr w:type="spellStart"/>
+      <w:proofErr w:type="gramStart"/>
+      <w:r>
+        <w:t>color</w:t>
+      </w:r>
+      <w:proofErr w:type="spellEnd"/>
+      <w:r>
+        <w:t>:#</w:t>
+      </w:r>
+      <w:proofErr w:type="gramEnd"/>
+      <w:r>
+        <w:t>3cb371;"&gt;#3cb371&lt;/h1&gt;</w:t>
+      </w:r>
+    </w:p>
+    <w:p>
+      <w:r>
+        <w:t>&lt;h1 style="background-</w:t>
+      </w:r>
+      <w:proofErr w:type="spellStart"/>
+      <w:proofErr w:type="gramStart"/>
+      <w:r>
+        <w:t>color</w:t>
+      </w:r>
+      <w:proofErr w:type="spellEnd"/>
+      <w:r>
+        <w:t>:#</w:t>
+      </w:r>
+      <w:proofErr w:type="gramEnd"/>
+      <w:r>
+        <w:t>ee82ee;"&gt;#ee82ee&lt;/h1&gt;</w:t>
+      </w:r>
+    </w:p>
+    <w:p>
+      <w:r>
+        <w:t>&lt;h1 style="background-</w:t>
+      </w:r>
+      <w:proofErr w:type="spellStart"/>
+      <w:proofErr w:type="gramStart"/>
+      <w:r>
+        <w:t>color</w:t>
+      </w:r>
+      <w:proofErr w:type="spellEnd"/>
+      <w:r>
+        <w:t>:#</w:t>
+      </w:r>
+      <w:proofErr w:type="gramEnd"/>
+      <w:r>
+        <w:t>ffa500;"&gt;#ffa500&lt;/h1&gt;</w:t>
+      </w:r>
+    </w:p>
+    <w:p>
+      <w:r>
+        <w:t>&lt;h1 style="background-</w:t>
+      </w:r>
+      <w:proofErr w:type="spellStart"/>
+      <w:proofErr w:type="gramStart"/>
+      <w:r>
+        <w:t>color</w:t>
+      </w:r>
+      <w:proofErr w:type="spellEnd"/>
+      <w:r>
+        <w:t>:#</w:t>
+      </w:r>
+      <w:proofErr w:type="gramEnd"/>
+      <w:r>
+        <w:t>6a5acd;"&gt;#6a5acd&lt;/h1&gt;</w:t>
+      </w:r>
+    </w:p>
+    <w:p/>
+    <w:p/>
+    <w:p>
+      <w:r>
+        <w:t>HSL</w:t>
+      </w:r>
+    </w:p>
+    <w:p/>
+    <w:p>
+      <w:r>
+        <w:lastRenderedPageBreak/>
+        <w:t>&lt;h1 style="</w:t>
+      </w:r>
+      <w:proofErr w:type="spellStart"/>
+      <w:r>
+        <w:t>background-</w:t>
+      </w:r>
+      <w:proofErr w:type="gramStart"/>
+      <w:r>
+        <w:t>color:hsl</w:t>
+      </w:r>
+      <w:proofErr w:type="spellEnd"/>
+      <w:proofErr w:type="gramEnd"/>
+      <w:r>
+        <w:t>(0, 100%, 50%);"&gt;</w:t>
+      </w:r>
+      <w:proofErr w:type="spellStart"/>
+      <w:r>
+        <w:t>hsl</w:t>
+      </w:r>
+      <w:proofErr w:type="spellEnd"/>
+      <w:r>
+        <w:t>(0, 100%, 50%)&lt;/h1&gt;</w:t>
+      </w:r>
+    </w:p>
+    <w:p>
+      <w:r>
+        <w:t>&lt;h1 style="</w:t>
+      </w:r>
+      <w:proofErr w:type="spellStart"/>
+      <w:r>
+        <w:t>background-</w:t>
+      </w:r>
+      <w:proofErr w:type="gramStart"/>
+      <w:r>
+        <w:t>color:hsl</w:t>
+      </w:r>
+      <w:proofErr w:type="spellEnd"/>
+      <w:proofErr w:type="gramEnd"/>
+      <w:r>
+        <w:t>(240, 100%, 50%);"&gt;</w:t>
+      </w:r>
+      <w:proofErr w:type="spellStart"/>
+      <w:r>
+        <w:t>hsl</w:t>
+      </w:r>
+      <w:proofErr w:type="spellEnd"/>
+      <w:r>
+        <w:t>(240, 100%, 50%)&lt;/h1&gt;</w:t>
+      </w:r>
+    </w:p>
+    <w:p>
+      <w:r>
+        <w:t>&lt;h1 style="</w:t>
+      </w:r>
+      <w:proofErr w:type="spellStart"/>
+      <w:r>
+        <w:t>background-</w:t>
+      </w:r>
+      <w:proofErr w:type="gramStart"/>
+      <w:r>
+        <w:t>color:hsl</w:t>
+      </w:r>
+      <w:proofErr w:type="spellEnd"/>
+      <w:proofErr w:type="gramEnd"/>
+      <w:r>
+        <w:t>(147, 50%, 47%);"&gt;</w:t>
+      </w:r>
+      <w:proofErr w:type="spellStart"/>
+      <w:r>
+        <w:t>hsl</w:t>
+      </w:r>
+      <w:proofErr w:type="spellEnd"/>
+      <w:r>
+        <w:t>(147, 50%, 47%)&lt;/h1&gt;</w:t>
+      </w:r>
+    </w:p>
+    <w:p>
+      <w:r>
+        <w:t>&lt;h1 style="</w:t>
+      </w:r>
+      <w:proofErr w:type="spellStart"/>
+      <w:r>
+        <w:t>background-</w:t>
+      </w:r>
+      <w:proofErr w:type="gramStart"/>
+      <w:r>
+        <w:t>color:hsl</w:t>
+      </w:r>
+      <w:proofErr w:type="spellEnd"/>
+      <w:proofErr w:type="gramEnd"/>
+      <w:r>
+        <w:t>(300, 76%, 72%);"&gt;</w:t>
+      </w:r>
+      <w:proofErr w:type="spellStart"/>
+      <w:r>
+        <w:t>hsl</w:t>
+      </w:r>
+      <w:proofErr w:type="spellEnd"/>
+      <w:r>
+        <w:t>(300, 76%, 72%)&lt;/h1&gt;</w:t>
+      </w:r>
+    </w:p>
+    <w:p>
+      <w:r>
+        <w:t>&lt;h1 style="</w:t>
+      </w:r>
+      <w:proofErr w:type="spellStart"/>
+      <w:r>
+        <w:t>background-</w:t>
+      </w:r>
+      <w:proofErr w:type="gramStart"/>
+      <w:r>
+        <w:t>color:hsl</w:t>
+      </w:r>
+      <w:proofErr w:type="spellEnd"/>
+      <w:proofErr w:type="gramEnd"/>
+      <w:r>
+        <w:t>(39, 100%, 50%);"&gt;</w:t>
+      </w:r>
+      <w:proofErr w:type="spellStart"/>
+      <w:r>
+        <w:t>hsl</w:t>
+      </w:r>
+      <w:proofErr w:type="spellEnd"/>
+      <w:r>
+        <w:t>(39, 100%, 50%)&lt;/h1&gt;</w:t>
+      </w:r>
+    </w:p>
+    <w:p>
+      <w:r>
+        <w:t>&lt;h1 style="</w:t>
+      </w:r>
+      <w:proofErr w:type="spellStart"/>
+      <w:r>
+        <w:t>background-</w:t>
+      </w:r>
+      <w:proofErr w:type="gramStart"/>
+      <w:r>
+        <w:t>color:hsl</w:t>
+      </w:r>
+      <w:proofErr w:type="spellEnd"/>
+      <w:proofErr w:type="gramEnd"/>
+      <w:r>
+        <w:t>(248, 53%, 58%);"&gt;</w:t>
+      </w:r>
+      <w:proofErr w:type="spellStart"/>
+      <w:r>
+        <w:t>hsl</w:t>
+      </w:r>
+      <w:proofErr w:type="spellEnd"/>
+      <w:r>
+        <w:t>(248, 53%, 58%)&lt;/h1&gt;</w:t>
+      </w:r>
+    </w:p>
+    <w:p/>
+    <w:p>
+      <w:r>
+        <w:t>Task:</w:t>
+      </w:r>
+    </w:p>
+    <w:p>
+      <w:pPr>
+        <w:pBdr>
+          <w:bottom w:val="single" w:sz="6" w:space="1" w:color="auto"/>
+        </w:pBdr>
+      </w:pPr>
+      <w:r>
+        <w:t xml:space="preserve">Identify the various ways of using </w:t>
+      </w:r>
+      <w:proofErr w:type="spellStart"/>
+      <w:r>
+        <w:t>colors</w:t>
+      </w:r>
+      <w:proofErr w:type="spellEnd"/>
+      <w:r>
+        <w:t xml:space="preserve"> in HTML</w:t>
+      </w:r>
+    </w:p>
+    <w:p>
+      <w:r>
+        <w:t>Challenge:</w:t>
+      </w:r>
+    </w:p>
+    <w:p>
+      <w:pPr>
+        <w:shd w:val="clear" w:color="auto" w:fill="FFFFFF"/>
+        <w:spacing w:after="150" w:line="240" w:lineRule="auto"/>
+        <w:jc w:val="center"/>
+        <w:rPr>
+          <w:rFonts w:ascii="Times New Roman" w:eastAsia="Times New Roman" w:hAnsi="Times New Roman" w:cs="Times New Roman"/>
+          <w:color w:val="212121"/>
+          <w:sz w:val="24"/>
+          <w:szCs w:val="24"/>
+          <w:lang w:eastAsia="en-IN"/>
+        </w:rPr>
+      </w:pPr>
+      <w:r>
+        <w:rPr>
+          <w:rFonts w:ascii="Arial" w:eastAsia="Times New Roman" w:hAnsi="Arial" w:cs="Arial"/>
+          <w:b/>
+          <w:bCs/>
+          <w:color w:val="333333"/>
+          <w:sz w:val="27"/>
+          <w:szCs w:val="27"/>
+          <w:lang w:eastAsia="en-IN"/>
+        </w:rPr>
+        <w:t>Twisted Array</w:t>
+      </w:r>
+    </w:p>
+    <w:p>
+      <w:pPr>
+        <w:shd w:val="clear" w:color="auto" w:fill="FFFFFF"/>
+        <w:spacing w:after="150" w:line="240" w:lineRule="auto"/>
+        <w:rPr>
+          <w:rFonts w:ascii="Times New Roman" w:eastAsia="Times New Roman" w:hAnsi="Times New Roman" w:cs="Times New Roman"/>
+          <w:color w:val="212121"/>
+          <w:sz w:val="24"/>
+          <w:szCs w:val="24"/>
+          <w:lang w:eastAsia="en-IN"/>
+        </w:rPr>
+      </w:pPr>
+      <w:r>
+        <w:rPr>
+          <w:rFonts w:ascii="Arial" w:eastAsia="Times New Roman" w:hAnsi="Arial" w:cs="Arial"/>
+          <w:color w:val="333333"/>
+          <w:sz w:val="24"/>
+          <w:szCs w:val="24"/>
+          <w:lang w:eastAsia="en-IN"/>
+        </w:rPr>
+        <w:t xml:space="preserve">Subbu a very active and smart boy always thinks of doing some insane operations on </w:t>
+      </w:r>
+      <w:proofErr w:type="spellStart"/>
+      <w:proofErr w:type="gramStart"/>
+      <w:r>
+        <w:rPr>
+          <w:rFonts w:ascii="Arial" w:eastAsia="Times New Roman" w:hAnsi="Arial" w:cs="Arial"/>
+          <w:color w:val="333333"/>
+          <w:sz w:val="24"/>
+          <w:szCs w:val="24"/>
+          <w:lang w:eastAsia="en-IN"/>
+        </w:rPr>
+        <w:t>numbers.One</w:t>
+      </w:r>
+      <w:proofErr w:type="spellEnd"/>
+      <w:proofErr w:type="gramEnd"/>
+      <w:r>
+        <w:rPr>
+          <w:rFonts w:ascii="Arial" w:eastAsia="Times New Roman" w:hAnsi="Arial" w:cs="Arial"/>
+          <w:color w:val="333333"/>
+          <w:sz w:val="24"/>
+          <w:szCs w:val="24"/>
+          <w:lang w:eastAsia="en-IN"/>
+        </w:rPr>
+        <w:t xml:space="preserve"> day he got an idea to form a twisted array.</w:t>
+      </w:r>
+      <w:r>
+        <w:rPr>
+          <w:rFonts w:ascii="Arial" w:eastAsia="Times New Roman" w:hAnsi="Arial" w:cs="Arial"/>
+          <w:color w:val="333333"/>
+          <w:sz w:val="24"/>
+          <w:szCs w:val="24"/>
+          <w:lang w:eastAsia="en-IN"/>
+        </w:rPr>
+        <w:br/>
+        <w:t xml:space="preserve">Twisted array means that first k elements of the resultant array should be exactly the same as they will be in the sorted array and the rest of the elements should go in the same order as they occur in the original array. Given an array of integers of length N and k </w:t>
+      </w:r>
+      <w:proofErr w:type="spellStart"/>
+      <w:proofErr w:type="gramStart"/>
+      <w:r>
+        <w:rPr>
+          <w:rFonts w:ascii="Arial" w:eastAsia="Times New Roman" w:hAnsi="Arial" w:cs="Arial"/>
+          <w:color w:val="333333"/>
+          <w:sz w:val="24"/>
+          <w:szCs w:val="24"/>
+          <w:lang w:eastAsia="en-IN"/>
+        </w:rPr>
+        <w:t>value,write</w:t>
+      </w:r>
+      <w:proofErr w:type="spellEnd"/>
+      <w:proofErr w:type="gramEnd"/>
+      <w:r>
+        <w:rPr>
+          <w:rFonts w:ascii="Arial" w:eastAsia="Times New Roman" w:hAnsi="Arial" w:cs="Arial"/>
+          <w:color w:val="333333"/>
+          <w:sz w:val="24"/>
+          <w:szCs w:val="24"/>
+          <w:lang w:eastAsia="en-IN"/>
+        </w:rPr>
+        <w:t xml:space="preserve"> a program to help Subbu to form the twisted array.</w:t>
+      </w:r>
+      <w:r>
+        <w:rPr>
+          <w:rFonts w:ascii="Arial" w:eastAsia="Times New Roman" w:hAnsi="Arial" w:cs="Arial"/>
+          <w:color w:val="333333"/>
+          <w:sz w:val="24"/>
+          <w:szCs w:val="24"/>
+          <w:lang w:eastAsia="en-IN"/>
+        </w:rPr>
+        <w:br/>
+      </w:r>
+      <w:r>
+        <w:rPr>
+          <w:rFonts w:ascii="Arial" w:eastAsia="Times New Roman" w:hAnsi="Arial" w:cs="Arial"/>
+          <w:color w:val="333333"/>
+          <w:sz w:val="24"/>
+          <w:szCs w:val="24"/>
+          <w:lang w:eastAsia="en-IN"/>
+        </w:rPr>
+        <w:br/>
+      </w:r>
+      <w:r>
+        <w:rPr>
+          <w:rFonts w:ascii="Arial" w:eastAsia="Times New Roman" w:hAnsi="Arial" w:cs="Arial"/>
+          <w:b/>
+          <w:bCs/>
+          <w:color w:val="333333"/>
+          <w:sz w:val="24"/>
+          <w:szCs w:val="24"/>
+          <w:lang w:eastAsia="en-IN"/>
+        </w:rPr>
+        <w:t>Input format:</w:t>
+      </w:r>
+      <w:r>
+        <w:rPr>
+          <w:rFonts w:ascii="Arial" w:eastAsia="Times New Roman" w:hAnsi="Arial" w:cs="Arial"/>
+          <w:color w:val="333333"/>
+          <w:sz w:val="24"/>
+          <w:szCs w:val="24"/>
+          <w:lang w:eastAsia="en-IN"/>
+        </w:rPr>
+        <w:br/>
+        <w:t xml:space="preserve">First input is an integer that denotes the N </w:t>
+      </w:r>
+      <w:proofErr w:type="spellStart"/>
+      <w:r>
+        <w:rPr>
+          <w:rFonts w:ascii="Arial" w:eastAsia="Times New Roman" w:hAnsi="Arial" w:cs="Arial"/>
+          <w:color w:val="333333"/>
+          <w:sz w:val="24"/>
+          <w:szCs w:val="24"/>
+          <w:lang w:eastAsia="en-IN"/>
+        </w:rPr>
+        <w:t>value,size</w:t>
+      </w:r>
+      <w:proofErr w:type="spellEnd"/>
+      <w:r>
+        <w:rPr>
+          <w:rFonts w:ascii="Arial" w:eastAsia="Times New Roman" w:hAnsi="Arial" w:cs="Arial"/>
+          <w:color w:val="333333"/>
+          <w:sz w:val="24"/>
+          <w:szCs w:val="24"/>
+          <w:lang w:eastAsia="en-IN"/>
+        </w:rPr>
+        <w:t xml:space="preserve"> of the array.  N is always greater than or equal to k.</w:t>
+      </w:r>
+      <w:r>
+        <w:rPr>
+          <w:rFonts w:ascii="Arial" w:eastAsia="Times New Roman" w:hAnsi="Arial" w:cs="Arial"/>
+          <w:color w:val="333333"/>
+          <w:sz w:val="24"/>
+          <w:szCs w:val="24"/>
+          <w:lang w:eastAsia="en-IN"/>
+        </w:rPr>
+        <w:br/>
+        <w:t>Second input is a series of integers separated by a space that denotes the array values.</w:t>
+      </w:r>
+      <w:r>
+        <w:rPr>
+          <w:rFonts w:ascii="Arial" w:eastAsia="Times New Roman" w:hAnsi="Arial" w:cs="Arial"/>
+          <w:color w:val="333333"/>
+          <w:sz w:val="24"/>
+          <w:szCs w:val="24"/>
+          <w:lang w:eastAsia="en-IN"/>
+        </w:rPr>
+        <w:br/>
+        <w:t>Third input is an integer that denotes the k value.</w:t>
+      </w:r>
+      <w:r>
+        <w:rPr>
+          <w:rFonts w:ascii="Arial" w:eastAsia="Times New Roman" w:hAnsi="Arial" w:cs="Arial"/>
+          <w:color w:val="333333"/>
+          <w:sz w:val="24"/>
+          <w:szCs w:val="24"/>
+          <w:lang w:eastAsia="en-IN"/>
+        </w:rPr>
+        <w:br/>
+      </w:r>
+      <w:r>
+        <w:rPr>
+          <w:rFonts w:ascii="Arial" w:eastAsia="Times New Roman" w:hAnsi="Arial" w:cs="Arial"/>
+          <w:color w:val="333333"/>
+          <w:sz w:val="24"/>
+          <w:szCs w:val="24"/>
+          <w:lang w:eastAsia="en-IN"/>
+        </w:rPr>
+        <w:br/>
+      </w:r>
+      <w:r>
+        <w:rPr>
+          <w:rFonts w:ascii="Arial" w:eastAsia="Times New Roman" w:hAnsi="Arial" w:cs="Arial"/>
+          <w:b/>
+          <w:bCs/>
+          <w:color w:val="333333"/>
+          <w:sz w:val="24"/>
+          <w:szCs w:val="24"/>
+          <w:lang w:eastAsia="en-IN"/>
+        </w:rPr>
+        <w:t>Output format:</w:t>
+      </w:r>
+      <w:r>
+        <w:rPr>
+          <w:rFonts w:ascii="Arial" w:eastAsia="Times New Roman" w:hAnsi="Arial" w:cs="Arial"/>
+          <w:color w:val="333333"/>
+          <w:sz w:val="24"/>
+          <w:szCs w:val="24"/>
+          <w:lang w:eastAsia="en-IN"/>
+        </w:rPr>
+        <w:br/>
+        <w:t>Output is a series of integers separated by space that denotes the modified array values.</w:t>
+      </w:r>
+      <w:r>
+        <w:rPr>
+          <w:rFonts w:ascii="Arial" w:eastAsia="Times New Roman" w:hAnsi="Arial" w:cs="Arial"/>
+          <w:color w:val="333333"/>
+          <w:sz w:val="24"/>
+          <w:szCs w:val="24"/>
+          <w:lang w:eastAsia="en-IN"/>
+        </w:rPr>
+        <w:br/>
+      </w:r>
+      <w:r>
+        <w:rPr>
+          <w:rFonts w:ascii="Arial" w:eastAsia="Times New Roman" w:hAnsi="Arial" w:cs="Arial"/>
+          <w:color w:val="333333"/>
+          <w:sz w:val="24"/>
+          <w:szCs w:val="24"/>
+          <w:lang w:eastAsia="en-IN"/>
+        </w:rPr>
+        <w:br/>
+      </w:r>
+      <w:r>
+        <w:rPr>
+          <w:rFonts w:ascii="Arial" w:eastAsia="Times New Roman" w:hAnsi="Arial" w:cs="Arial"/>
+          <w:b/>
+          <w:bCs/>
+          <w:color w:val="333333"/>
+          <w:sz w:val="24"/>
+          <w:szCs w:val="24"/>
+          <w:lang w:eastAsia="en-IN"/>
+        </w:rPr>
+        <w:t>Sample Input 1:</w:t>
+      </w:r>
+      <w:r>
+        <w:rPr>
+          <w:rFonts w:ascii="Arial" w:eastAsia="Times New Roman" w:hAnsi="Arial" w:cs="Arial"/>
+          <w:color w:val="333333"/>
+          <w:sz w:val="24"/>
+          <w:szCs w:val="24"/>
+          <w:lang w:eastAsia="en-IN"/>
+        </w:rPr>
+        <w:br/>
+        <w:t>5</w:t>
+      </w:r>
+      <w:r>
+        <w:rPr>
+          <w:rFonts w:ascii="Arial" w:eastAsia="Times New Roman" w:hAnsi="Arial" w:cs="Arial"/>
+          <w:color w:val="333333"/>
+          <w:sz w:val="24"/>
+          <w:szCs w:val="24"/>
+          <w:lang w:eastAsia="en-IN"/>
+        </w:rPr>
+        <w:br/>
+        <w:t>5 4 3 2 1</w:t>
+      </w:r>
+      <w:r>
+        <w:rPr>
+          <w:rFonts w:ascii="Arial" w:eastAsia="Times New Roman" w:hAnsi="Arial" w:cs="Arial"/>
+          <w:color w:val="333333"/>
+          <w:sz w:val="24"/>
+          <w:szCs w:val="24"/>
+          <w:lang w:eastAsia="en-IN"/>
+        </w:rPr>
+        <w:br/>
+        <w:t>2</w:t>
+      </w:r>
+      <w:r>
+        <w:rPr>
+          <w:rFonts w:ascii="Arial" w:eastAsia="Times New Roman" w:hAnsi="Arial" w:cs="Arial"/>
+          <w:color w:val="333333"/>
+          <w:sz w:val="24"/>
+          <w:szCs w:val="24"/>
+          <w:lang w:eastAsia="en-IN"/>
+        </w:rPr>
+        <w:br/>
+      </w:r>
+      <w:r>
+        <w:rPr>
+          <w:rFonts w:ascii="Arial" w:eastAsia="Times New Roman" w:hAnsi="Arial" w:cs="Arial"/>
+          <w:b/>
+          <w:bCs/>
+          <w:color w:val="333333"/>
+          <w:sz w:val="24"/>
+          <w:szCs w:val="24"/>
+          <w:lang w:eastAsia="en-IN"/>
+        </w:rPr>
+        <w:t>Sample Output 1:</w:t>
+      </w:r>
+      <w:r>
+        <w:rPr>
+          <w:rFonts w:ascii="Arial" w:eastAsia="Times New Roman" w:hAnsi="Arial" w:cs="Arial"/>
+          <w:color w:val="333333"/>
+          <w:sz w:val="24"/>
+          <w:szCs w:val="24"/>
+          <w:lang w:eastAsia="en-IN"/>
+        </w:rPr>
+        <w:br/>
+        <w:t>1 2 5 4 3</w:t>
+      </w:r>
+      <w:r>
+        <w:rPr>
+          <w:rFonts w:ascii="Arial" w:eastAsia="Times New Roman" w:hAnsi="Arial" w:cs="Arial"/>
+          <w:color w:val="333333"/>
+          <w:sz w:val="24"/>
+          <w:szCs w:val="24"/>
+          <w:lang w:eastAsia="en-IN"/>
+        </w:rPr>
+        <w:br/>
+      </w:r>
+      <w:r>
+        <w:rPr>
+          <w:rFonts w:ascii="Arial" w:eastAsia="Times New Roman" w:hAnsi="Arial" w:cs="Arial"/>
+          <w:color w:val="333333"/>
+          <w:sz w:val="24"/>
+          <w:szCs w:val="24"/>
+          <w:lang w:eastAsia="en-IN"/>
+        </w:rPr>
+        <w:br/>
+      </w:r>
+      <w:r>
+        <w:rPr>
+          <w:rFonts w:ascii="Arial" w:eastAsia="Times New Roman" w:hAnsi="Arial" w:cs="Arial"/>
+          <w:b/>
+          <w:bCs/>
+          <w:color w:val="333333"/>
+          <w:sz w:val="24"/>
+          <w:szCs w:val="24"/>
+          <w:lang w:eastAsia="en-IN"/>
+        </w:rPr>
+        <w:t>Explanation:</w:t>
+      </w:r>
+      <w:r>
+        <w:rPr>
+          <w:rFonts w:ascii="Arial" w:eastAsia="Times New Roman" w:hAnsi="Arial" w:cs="Arial"/>
+          <w:color w:val="333333"/>
+          <w:sz w:val="24"/>
+          <w:szCs w:val="24"/>
+          <w:lang w:eastAsia="en-IN"/>
+        </w:rPr>
+        <w:br/>
+        <w:t>The sorted array is 1,2,3,4,5</w:t>
+      </w:r>
+      <w:r>
+        <w:rPr>
+          <w:rFonts w:ascii="Arial" w:eastAsia="Times New Roman" w:hAnsi="Arial" w:cs="Arial"/>
+          <w:color w:val="333333"/>
+          <w:sz w:val="24"/>
+          <w:szCs w:val="24"/>
+          <w:lang w:eastAsia="en-IN"/>
+        </w:rPr>
+        <w:br/>
+        <w:t>The first 2 elements in sorted array is 1,2</w:t>
+      </w:r>
+      <w:r>
+        <w:rPr>
+          <w:rFonts w:ascii="Arial" w:eastAsia="Times New Roman" w:hAnsi="Arial" w:cs="Arial"/>
+          <w:color w:val="333333"/>
+          <w:sz w:val="24"/>
+          <w:szCs w:val="24"/>
+          <w:lang w:eastAsia="en-IN"/>
+        </w:rPr>
+        <w:br/>
+        <w:t>The Resulting array has first two elements same as the sorted array and the remaining elements are maintained in the given order.</w:t>
+      </w:r>
+      <w:r>
+        <w:rPr>
+          <w:rFonts w:ascii="Arial" w:eastAsia="Times New Roman" w:hAnsi="Arial" w:cs="Arial"/>
+          <w:color w:val="333333"/>
+          <w:sz w:val="24"/>
+          <w:szCs w:val="24"/>
+          <w:lang w:eastAsia="en-IN"/>
+        </w:rPr>
+        <w:br/>
+        <w:t>So the resultant array is </w:t>
+      </w:r>
+      <w:r>
+        <w:rPr>
+          <w:rFonts w:ascii="Arial" w:eastAsia="Times New Roman" w:hAnsi="Arial" w:cs="Arial"/>
+          <w:b/>
+          <w:bCs/>
+          <w:color w:val="333333"/>
+          <w:sz w:val="24"/>
+          <w:szCs w:val="24"/>
+          <w:lang w:eastAsia="en-IN"/>
+        </w:rPr>
+        <w:t>[ 1,2,5,4,3 ]</w:t>
+      </w:r>
+      <w:r>
+        <w:rPr>
+          <w:rFonts w:ascii="Arial" w:eastAsia="Times New Roman" w:hAnsi="Arial" w:cs="Arial"/>
+          <w:color w:val="333333"/>
+          <w:sz w:val="24"/>
+          <w:szCs w:val="24"/>
+          <w:lang w:eastAsia="en-IN"/>
+        </w:rPr>
+        <w:br/>
+      </w:r>
+      <w:r>
+        <w:rPr>
+          <w:rFonts w:ascii="Arial" w:eastAsia="Times New Roman" w:hAnsi="Arial" w:cs="Arial"/>
+          <w:color w:val="333333"/>
+          <w:sz w:val="24"/>
+          <w:szCs w:val="24"/>
+          <w:lang w:eastAsia="en-IN"/>
+        </w:rPr>
+        <w:br/>
+      </w:r>
+      <w:r>
+        <w:rPr>
+          <w:rFonts w:ascii="Arial" w:eastAsia="Times New Roman" w:hAnsi="Arial" w:cs="Arial"/>
+          <w:b/>
+          <w:bCs/>
+          <w:color w:val="333333"/>
+          <w:sz w:val="24"/>
+          <w:szCs w:val="24"/>
+          <w:lang w:eastAsia="en-IN"/>
+        </w:rPr>
+        <w:lastRenderedPageBreak/>
+        <w:t>Sample Input 2:</w:t>
+      </w:r>
+      <w:r>
+        <w:rPr>
+          <w:rFonts w:ascii="Arial" w:eastAsia="Times New Roman" w:hAnsi="Arial" w:cs="Arial"/>
+          <w:color w:val="333333"/>
+          <w:sz w:val="24"/>
+          <w:szCs w:val="24"/>
+          <w:lang w:eastAsia="en-IN"/>
+        </w:rPr>
+        <w:br/>
+        <w:t>7</w:t>
+      </w:r>
+      <w:r>
+        <w:rPr>
+          <w:rFonts w:ascii="Arial" w:eastAsia="Times New Roman" w:hAnsi="Arial" w:cs="Arial"/>
+          <w:color w:val="333333"/>
+          <w:sz w:val="24"/>
+          <w:szCs w:val="24"/>
+          <w:lang w:eastAsia="en-IN"/>
+        </w:rPr>
+        <w:br/>
+        <w:t>4 9 1 32 12 6 10</w:t>
+      </w:r>
+      <w:r>
+        <w:rPr>
+          <w:rFonts w:ascii="Arial" w:eastAsia="Times New Roman" w:hAnsi="Arial" w:cs="Arial"/>
+          <w:color w:val="333333"/>
+          <w:sz w:val="24"/>
+          <w:szCs w:val="24"/>
+          <w:lang w:eastAsia="en-IN"/>
+        </w:rPr>
+        <w:br/>
+        <w:t>3</w:t>
+      </w:r>
+      <w:r>
+        <w:rPr>
+          <w:rFonts w:ascii="Arial" w:eastAsia="Times New Roman" w:hAnsi="Arial" w:cs="Arial"/>
+          <w:color w:val="333333"/>
+          <w:sz w:val="24"/>
+          <w:szCs w:val="24"/>
+          <w:lang w:eastAsia="en-IN"/>
+        </w:rPr>
+        <w:br/>
+      </w:r>
+      <w:r>
+        <w:rPr>
+          <w:rFonts w:ascii="Arial" w:eastAsia="Times New Roman" w:hAnsi="Arial" w:cs="Arial"/>
+          <w:b/>
+          <w:bCs/>
+          <w:color w:val="333333"/>
+          <w:sz w:val="24"/>
+          <w:szCs w:val="24"/>
+          <w:lang w:eastAsia="en-IN"/>
+        </w:rPr>
+        <w:t>Sample Output 2:</w:t>
+      </w:r>
+      <w:r>
+        <w:rPr>
+          <w:rFonts w:ascii="Arial" w:eastAsia="Times New Roman" w:hAnsi="Arial" w:cs="Arial"/>
+          <w:color w:val="333333"/>
+          <w:sz w:val="24"/>
+          <w:szCs w:val="24"/>
+          <w:lang w:eastAsia="en-IN"/>
+        </w:rPr>
+        <w:br/>
+        <w:t>1 4 6 9 32 12 10 </w:t>
+      </w:r>
+    </w:p>
+    <w:p/>
     <w:sectPr>
       <w:pgSz w:w="11906" w:h="16838"/>
       <w:pgMar w:top="1440" w:right="1440" w:bottom="1440" w:left="1440" w:header="708" w:footer="708" w:gutter="0"/>

--- a/notes_03May2023.docx
+++ b/notes_03May2023.docx
@@ -19232,6 +19232,2997 @@
         </w:rPr>
         <w:br/>
         <w:t>1 4 6 9 32 12 10 </w:t>
+      </w:r>
+    </w:p>
+    <w:p>
+      <w:r>
+        <w:tab/>
+      </w:r>
+    </w:p>
+    <w:p>
+      <w:r>
+        <w:t>Solution:</w:t>
+      </w:r>
+    </w:p>
+    <w:p>
+      <w:pPr>
+        <w:autoSpaceDE w:val="0"/>
+        <w:autoSpaceDN w:val="0"/>
+        <w:adjustRightInd w:val="0"/>
+        <w:spacing w:after="0" w:line="240" w:lineRule="auto"/>
+        <w:rPr>
+          <w:rFonts w:ascii="Consolas" w:hAnsi="Consolas" w:cs="Consolas"/>
+          <w:sz w:val="20"/>
+          <w:szCs w:val="20"/>
+        </w:rPr>
+      </w:pPr>
+      <w:r>
+        <w:rPr>
+          <w:rFonts w:ascii="Consolas" w:hAnsi="Consolas" w:cs="Consolas"/>
+          <w:b/>
+          <w:bCs/>
+          <w:color w:val="7F0055"/>
+          <w:sz w:val="20"/>
+          <w:szCs w:val="20"/>
+        </w:rPr>
+        <w:t>import</w:t>
+      </w:r>
+      <w:r>
+        <w:rPr>
+          <w:rFonts w:ascii="Consolas" w:hAnsi="Consolas" w:cs="Consolas"/>
+          <w:color w:val="000000"/>
+          <w:sz w:val="20"/>
+          <w:szCs w:val="20"/>
+        </w:rPr>
+        <w:t xml:space="preserve"> </w:t>
+      </w:r>
+      <w:proofErr w:type="spellStart"/>
+      <w:proofErr w:type="gramStart"/>
+      <w:r>
+        <w:rPr>
+          <w:rFonts w:ascii="Consolas" w:hAnsi="Consolas" w:cs="Consolas"/>
+          <w:color w:val="000000"/>
+          <w:sz w:val="20"/>
+          <w:szCs w:val="20"/>
+        </w:rPr>
+        <w:t>java.util</w:t>
+      </w:r>
+      <w:proofErr w:type="gramEnd"/>
+      <w:r>
+        <w:rPr>
+          <w:rFonts w:ascii="Consolas" w:hAnsi="Consolas" w:cs="Consolas"/>
+          <w:color w:val="000000"/>
+          <w:sz w:val="20"/>
+          <w:szCs w:val="20"/>
+        </w:rPr>
+        <w:t>.ArrayList</w:t>
+      </w:r>
+      <w:proofErr w:type="spellEnd"/>
+      <w:r>
+        <w:rPr>
+          <w:rFonts w:ascii="Consolas" w:hAnsi="Consolas" w:cs="Consolas"/>
+          <w:color w:val="000000"/>
+          <w:sz w:val="20"/>
+          <w:szCs w:val="20"/>
+        </w:rPr>
+        <w:t>;</w:t>
+      </w:r>
+    </w:p>
+    <w:p>
+      <w:pPr>
+        <w:autoSpaceDE w:val="0"/>
+        <w:autoSpaceDN w:val="0"/>
+        <w:adjustRightInd w:val="0"/>
+        <w:spacing w:after="0" w:line="240" w:lineRule="auto"/>
+        <w:rPr>
+          <w:rFonts w:ascii="Consolas" w:hAnsi="Consolas" w:cs="Consolas"/>
+          <w:sz w:val="20"/>
+          <w:szCs w:val="20"/>
+        </w:rPr>
+      </w:pPr>
+      <w:r>
+        <w:rPr>
+          <w:rFonts w:ascii="Consolas" w:hAnsi="Consolas" w:cs="Consolas"/>
+          <w:b/>
+          <w:bCs/>
+          <w:color w:val="7F0055"/>
+          <w:sz w:val="20"/>
+          <w:szCs w:val="20"/>
+        </w:rPr>
+        <w:t>import</w:t>
+      </w:r>
+      <w:r>
+        <w:rPr>
+          <w:rFonts w:ascii="Consolas" w:hAnsi="Consolas" w:cs="Consolas"/>
+          <w:color w:val="000000"/>
+          <w:sz w:val="20"/>
+          <w:szCs w:val="20"/>
+        </w:rPr>
+        <w:t xml:space="preserve"> </w:t>
+      </w:r>
+      <w:proofErr w:type="spellStart"/>
+      <w:proofErr w:type="gramStart"/>
+      <w:r>
+        <w:rPr>
+          <w:rFonts w:ascii="Consolas" w:hAnsi="Consolas" w:cs="Consolas"/>
+          <w:color w:val="000000"/>
+          <w:sz w:val="20"/>
+          <w:szCs w:val="20"/>
+        </w:rPr>
+        <w:t>java.util</w:t>
+      </w:r>
+      <w:proofErr w:type="gramEnd"/>
+      <w:r>
+        <w:rPr>
+          <w:rFonts w:ascii="Consolas" w:hAnsi="Consolas" w:cs="Consolas"/>
+          <w:color w:val="000000"/>
+          <w:sz w:val="20"/>
+          <w:szCs w:val="20"/>
+        </w:rPr>
+        <w:t>.Collections</w:t>
+      </w:r>
+      <w:proofErr w:type="spellEnd"/>
+      <w:r>
+        <w:rPr>
+          <w:rFonts w:ascii="Consolas" w:hAnsi="Consolas" w:cs="Consolas"/>
+          <w:color w:val="000000"/>
+          <w:sz w:val="20"/>
+          <w:szCs w:val="20"/>
+        </w:rPr>
+        <w:t>;</w:t>
+      </w:r>
+    </w:p>
+    <w:p>
+      <w:pPr>
+        <w:autoSpaceDE w:val="0"/>
+        <w:autoSpaceDN w:val="0"/>
+        <w:adjustRightInd w:val="0"/>
+        <w:spacing w:after="0" w:line="240" w:lineRule="auto"/>
+        <w:rPr>
+          <w:rFonts w:ascii="Consolas" w:hAnsi="Consolas" w:cs="Consolas"/>
+          <w:sz w:val="20"/>
+          <w:szCs w:val="20"/>
+        </w:rPr>
+      </w:pPr>
+      <w:r>
+        <w:rPr>
+          <w:rFonts w:ascii="Consolas" w:hAnsi="Consolas" w:cs="Consolas"/>
+          <w:b/>
+          <w:bCs/>
+          <w:color w:val="7F0055"/>
+          <w:sz w:val="20"/>
+          <w:szCs w:val="20"/>
+        </w:rPr>
+        <w:t>import</w:t>
+      </w:r>
+      <w:r>
+        <w:rPr>
+          <w:rFonts w:ascii="Consolas" w:hAnsi="Consolas" w:cs="Consolas"/>
+          <w:color w:val="000000"/>
+          <w:sz w:val="20"/>
+          <w:szCs w:val="20"/>
+        </w:rPr>
+        <w:t xml:space="preserve"> </w:t>
+      </w:r>
+      <w:proofErr w:type="spellStart"/>
+      <w:proofErr w:type="gramStart"/>
+      <w:r>
+        <w:rPr>
+          <w:rFonts w:ascii="Consolas" w:hAnsi="Consolas" w:cs="Consolas"/>
+          <w:color w:val="000000"/>
+          <w:sz w:val="20"/>
+          <w:szCs w:val="20"/>
+        </w:rPr>
+        <w:t>java.util</w:t>
+      </w:r>
+      <w:proofErr w:type="gramEnd"/>
+      <w:r>
+        <w:rPr>
+          <w:rFonts w:ascii="Consolas" w:hAnsi="Consolas" w:cs="Consolas"/>
+          <w:color w:val="000000"/>
+          <w:sz w:val="20"/>
+          <w:szCs w:val="20"/>
+        </w:rPr>
+        <w:t>.List</w:t>
+      </w:r>
+      <w:proofErr w:type="spellEnd"/>
+      <w:r>
+        <w:rPr>
+          <w:rFonts w:ascii="Consolas" w:hAnsi="Consolas" w:cs="Consolas"/>
+          <w:color w:val="000000"/>
+          <w:sz w:val="20"/>
+          <w:szCs w:val="20"/>
+        </w:rPr>
+        <w:t>;</w:t>
+      </w:r>
+    </w:p>
+    <w:p>
+      <w:pPr>
+        <w:autoSpaceDE w:val="0"/>
+        <w:autoSpaceDN w:val="0"/>
+        <w:adjustRightInd w:val="0"/>
+        <w:spacing w:after="0" w:line="240" w:lineRule="auto"/>
+        <w:rPr>
+          <w:rFonts w:ascii="Consolas" w:hAnsi="Consolas" w:cs="Consolas"/>
+          <w:sz w:val="20"/>
+          <w:szCs w:val="20"/>
+        </w:rPr>
+      </w:pPr>
+      <w:r>
+        <w:rPr>
+          <w:rFonts w:ascii="Consolas" w:hAnsi="Consolas" w:cs="Consolas"/>
+          <w:b/>
+          <w:bCs/>
+          <w:color w:val="7F0055"/>
+          <w:sz w:val="20"/>
+          <w:szCs w:val="20"/>
+        </w:rPr>
+        <w:t>import</w:t>
+      </w:r>
+      <w:r>
+        <w:rPr>
+          <w:rFonts w:ascii="Consolas" w:hAnsi="Consolas" w:cs="Consolas"/>
+          <w:color w:val="000000"/>
+          <w:sz w:val="20"/>
+          <w:szCs w:val="20"/>
+        </w:rPr>
+        <w:t xml:space="preserve"> </w:t>
+      </w:r>
+      <w:proofErr w:type="spellStart"/>
+      <w:proofErr w:type="gramStart"/>
+      <w:r>
+        <w:rPr>
+          <w:rFonts w:ascii="Consolas" w:hAnsi="Consolas" w:cs="Consolas"/>
+          <w:color w:val="000000"/>
+          <w:sz w:val="20"/>
+          <w:szCs w:val="20"/>
+        </w:rPr>
+        <w:t>java.util</w:t>
+      </w:r>
+      <w:proofErr w:type="gramEnd"/>
+      <w:r>
+        <w:rPr>
+          <w:rFonts w:ascii="Consolas" w:hAnsi="Consolas" w:cs="Consolas"/>
+          <w:color w:val="000000"/>
+          <w:sz w:val="20"/>
+          <w:szCs w:val="20"/>
+        </w:rPr>
+        <w:t>.Scanner</w:t>
+      </w:r>
+      <w:proofErr w:type="spellEnd"/>
+      <w:r>
+        <w:rPr>
+          <w:rFonts w:ascii="Consolas" w:hAnsi="Consolas" w:cs="Consolas"/>
+          <w:color w:val="000000"/>
+          <w:sz w:val="20"/>
+          <w:szCs w:val="20"/>
+        </w:rPr>
+        <w:t>;</w:t>
+      </w:r>
+    </w:p>
+    <w:p>
+      <w:pPr>
+        <w:autoSpaceDE w:val="0"/>
+        <w:autoSpaceDN w:val="0"/>
+        <w:adjustRightInd w:val="0"/>
+        <w:spacing w:after="0" w:line="240" w:lineRule="auto"/>
+        <w:rPr>
+          <w:rFonts w:ascii="Consolas" w:hAnsi="Consolas" w:cs="Consolas"/>
+          <w:sz w:val="20"/>
+          <w:szCs w:val="20"/>
+        </w:rPr>
+      </w:pPr>
+    </w:p>
+    <w:p>
+      <w:pPr>
+        <w:autoSpaceDE w:val="0"/>
+        <w:autoSpaceDN w:val="0"/>
+        <w:adjustRightInd w:val="0"/>
+        <w:spacing w:after="0" w:line="240" w:lineRule="auto"/>
+        <w:rPr>
+          <w:rFonts w:ascii="Consolas" w:hAnsi="Consolas" w:cs="Consolas"/>
+          <w:sz w:val="20"/>
+          <w:szCs w:val="20"/>
+        </w:rPr>
+      </w:pPr>
+      <w:r>
+        <w:rPr>
+          <w:rFonts w:ascii="Consolas" w:hAnsi="Consolas" w:cs="Consolas"/>
+          <w:b/>
+          <w:bCs/>
+          <w:color w:val="7F0055"/>
+          <w:sz w:val="20"/>
+          <w:szCs w:val="20"/>
+        </w:rPr>
+        <w:t>public</w:t>
+      </w:r>
+      <w:r>
+        <w:rPr>
+          <w:rFonts w:ascii="Consolas" w:hAnsi="Consolas" w:cs="Consolas"/>
+          <w:color w:val="000000"/>
+          <w:sz w:val="20"/>
+          <w:szCs w:val="20"/>
+        </w:rPr>
+        <w:t xml:space="preserve"> </w:t>
+      </w:r>
+      <w:r>
+        <w:rPr>
+          <w:rFonts w:ascii="Consolas" w:hAnsi="Consolas" w:cs="Consolas"/>
+          <w:b/>
+          <w:bCs/>
+          <w:color w:val="7F0055"/>
+          <w:sz w:val="20"/>
+          <w:szCs w:val="20"/>
+        </w:rPr>
+        <w:t>class</w:t>
+      </w:r>
+      <w:r>
+        <w:rPr>
+          <w:rFonts w:ascii="Consolas" w:hAnsi="Consolas" w:cs="Consolas"/>
+          <w:color w:val="000000"/>
+          <w:sz w:val="20"/>
+          <w:szCs w:val="20"/>
+        </w:rPr>
+        <w:t xml:space="preserve"> App {</w:t>
+      </w:r>
+    </w:p>
+    <w:p>
+      <w:pPr>
+        <w:autoSpaceDE w:val="0"/>
+        <w:autoSpaceDN w:val="0"/>
+        <w:adjustRightInd w:val="0"/>
+        <w:spacing w:after="0" w:line="240" w:lineRule="auto"/>
+        <w:rPr>
+          <w:rFonts w:ascii="Consolas" w:hAnsi="Consolas" w:cs="Consolas"/>
+          <w:sz w:val="20"/>
+          <w:szCs w:val="20"/>
+        </w:rPr>
+      </w:pPr>
+    </w:p>
+    <w:p>
+      <w:pPr>
+        <w:autoSpaceDE w:val="0"/>
+        <w:autoSpaceDN w:val="0"/>
+        <w:adjustRightInd w:val="0"/>
+        <w:spacing w:after="0" w:line="240" w:lineRule="auto"/>
+        <w:rPr>
+          <w:rFonts w:ascii="Consolas" w:hAnsi="Consolas" w:cs="Consolas"/>
+          <w:sz w:val="20"/>
+          <w:szCs w:val="20"/>
+        </w:rPr>
+      </w:pPr>
+      <w:r>
+        <w:rPr>
+          <w:rFonts w:ascii="Consolas" w:hAnsi="Consolas" w:cs="Consolas"/>
+          <w:color w:val="000000"/>
+          <w:sz w:val="20"/>
+          <w:szCs w:val="20"/>
+        </w:rPr>
+        <w:tab/>
+      </w:r>
+      <w:r>
+        <w:rPr>
+          <w:rFonts w:ascii="Consolas" w:hAnsi="Consolas" w:cs="Consolas"/>
+          <w:b/>
+          <w:bCs/>
+          <w:color w:val="7F0055"/>
+          <w:sz w:val="20"/>
+          <w:szCs w:val="20"/>
+        </w:rPr>
+        <w:t>public</w:t>
+      </w:r>
+      <w:r>
+        <w:rPr>
+          <w:rFonts w:ascii="Consolas" w:hAnsi="Consolas" w:cs="Consolas"/>
+          <w:color w:val="000000"/>
+          <w:sz w:val="20"/>
+          <w:szCs w:val="20"/>
+        </w:rPr>
+        <w:t xml:space="preserve"> </w:t>
+      </w:r>
+      <w:r>
+        <w:rPr>
+          <w:rFonts w:ascii="Consolas" w:hAnsi="Consolas" w:cs="Consolas"/>
+          <w:b/>
+          <w:bCs/>
+          <w:color w:val="7F0055"/>
+          <w:sz w:val="20"/>
+          <w:szCs w:val="20"/>
+        </w:rPr>
+        <w:t>static</w:t>
+      </w:r>
+      <w:r>
+        <w:rPr>
+          <w:rFonts w:ascii="Consolas" w:hAnsi="Consolas" w:cs="Consolas"/>
+          <w:color w:val="000000"/>
+          <w:sz w:val="20"/>
+          <w:szCs w:val="20"/>
+        </w:rPr>
+        <w:t xml:space="preserve"> </w:t>
+      </w:r>
+      <w:r>
+        <w:rPr>
+          <w:rFonts w:ascii="Consolas" w:hAnsi="Consolas" w:cs="Consolas"/>
+          <w:b/>
+          <w:bCs/>
+          <w:color w:val="7F0055"/>
+          <w:sz w:val="20"/>
+          <w:szCs w:val="20"/>
+        </w:rPr>
+        <w:t>void</w:t>
+      </w:r>
+      <w:r>
+        <w:rPr>
+          <w:rFonts w:ascii="Consolas" w:hAnsi="Consolas" w:cs="Consolas"/>
+          <w:color w:val="000000"/>
+          <w:sz w:val="20"/>
+          <w:szCs w:val="20"/>
+        </w:rPr>
+        <w:t xml:space="preserve"> </w:t>
+      </w:r>
+      <w:proofErr w:type="gramStart"/>
+      <w:r>
+        <w:rPr>
+          <w:rFonts w:ascii="Consolas" w:hAnsi="Consolas" w:cs="Consolas"/>
+          <w:color w:val="000000"/>
+          <w:sz w:val="20"/>
+          <w:szCs w:val="20"/>
+        </w:rPr>
+        <w:t>main(</w:t>
+      </w:r>
+      <w:proofErr w:type="gramEnd"/>
+      <w:r>
+        <w:rPr>
+          <w:rFonts w:ascii="Consolas" w:hAnsi="Consolas" w:cs="Consolas"/>
+          <w:color w:val="000000"/>
+          <w:sz w:val="20"/>
+          <w:szCs w:val="20"/>
+        </w:rPr>
+        <w:t xml:space="preserve">String[] </w:t>
+      </w:r>
+      <w:proofErr w:type="spellStart"/>
+      <w:r>
+        <w:rPr>
+          <w:rFonts w:ascii="Consolas" w:hAnsi="Consolas" w:cs="Consolas"/>
+          <w:color w:val="6A3E3E"/>
+          <w:sz w:val="20"/>
+          <w:szCs w:val="20"/>
+        </w:rPr>
+        <w:t>args</w:t>
+      </w:r>
+      <w:proofErr w:type="spellEnd"/>
+      <w:r>
+        <w:rPr>
+          <w:rFonts w:ascii="Consolas" w:hAnsi="Consolas" w:cs="Consolas"/>
+          <w:color w:val="000000"/>
+          <w:sz w:val="20"/>
+          <w:szCs w:val="20"/>
+        </w:rPr>
+        <w:t>) {</w:t>
+      </w:r>
+    </w:p>
+    <w:p>
+      <w:pPr>
+        <w:autoSpaceDE w:val="0"/>
+        <w:autoSpaceDN w:val="0"/>
+        <w:adjustRightInd w:val="0"/>
+        <w:spacing w:after="0" w:line="240" w:lineRule="auto"/>
+        <w:rPr>
+          <w:rFonts w:ascii="Consolas" w:hAnsi="Consolas" w:cs="Consolas"/>
+          <w:sz w:val="20"/>
+          <w:szCs w:val="20"/>
+        </w:rPr>
+      </w:pPr>
+      <w:r>
+        <w:rPr>
+          <w:rFonts w:ascii="Consolas" w:hAnsi="Consolas" w:cs="Consolas"/>
+          <w:color w:val="000000"/>
+          <w:sz w:val="20"/>
+          <w:szCs w:val="20"/>
+        </w:rPr>
+        <w:tab/>
+      </w:r>
+      <w:r>
+        <w:rPr>
+          <w:rFonts w:ascii="Consolas" w:hAnsi="Consolas" w:cs="Consolas"/>
+          <w:color w:val="000000"/>
+          <w:sz w:val="20"/>
+          <w:szCs w:val="20"/>
+        </w:rPr>
+        <w:tab/>
+        <w:t xml:space="preserve">Scanner </w:t>
+      </w:r>
+      <w:proofErr w:type="spellStart"/>
+      <w:r>
+        <w:rPr>
+          <w:rFonts w:ascii="Consolas" w:hAnsi="Consolas" w:cs="Consolas"/>
+          <w:color w:val="6A3E3E"/>
+          <w:sz w:val="20"/>
+          <w:szCs w:val="20"/>
+          <w:u w:val="single"/>
+        </w:rPr>
+        <w:t>sc</w:t>
+      </w:r>
+      <w:proofErr w:type="spellEnd"/>
+      <w:r>
+        <w:rPr>
+          <w:rFonts w:ascii="Consolas" w:hAnsi="Consolas" w:cs="Consolas"/>
+          <w:color w:val="000000"/>
+          <w:sz w:val="20"/>
+          <w:szCs w:val="20"/>
+        </w:rPr>
+        <w:t>=</w:t>
+      </w:r>
+      <w:r>
+        <w:rPr>
+          <w:rFonts w:ascii="Consolas" w:hAnsi="Consolas" w:cs="Consolas"/>
+          <w:b/>
+          <w:bCs/>
+          <w:color w:val="7F0055"/>
+          <w:sz w:val="20"/>
+          <w:szCs w:val="20"/>
+        </w:rPr>
+        <w:t>new</w:t>
+      </w:r>
+      <w:r>
+        <w:rPr>
+          <w:rFonts w:ascii="Consolas" w:hAnsi="Consolas" w:cs="Consolas"/>
+          <w:color w:val="000000"/>
+          <w:sz w:val="20"/>
+          <w:szCs w:val="20"/>
+        </w:rPr>
+        <w:t xml:space="preserve"> </w:t>
+      </w:r>
+      <w:proofErr w:type="gramStart"/>
+      <w:r>
+        <w:rPr>
+          <w:rFonts w:ascii="Consolas" w:hAnsi="Consolas" w:cs="Consolas"/>
+          <w:color w:val="000000"/>
+          <w:sz w:val="20"/>
+          <w:szCs w:val="20"/>
+        </w:rPr>
+        <w:t>Scanner(</w:t>
+      </w:r>
+      <w:proofErr w:type="gramEnd"/>
+      <w:r>
+        <w:rPr>
+          <w:rFonts w:ascii="Consolas" w:hAnsi="Consolas" w:cs="Consolas"/>
+          <w:color w:val="000000"/>
+          <w:sz w:val="20"/>
+          <w:szCs w:val="20"/>
+        </w:rPr>
+        <w:t>System.</w:t>
+      </w:r>
+      <w:r>
+        <w:rPr>
+          <w:rFonts w:ascii="Consolas" w:hAnsi="Consolas" w:cs="Consolas"/>
+          <w:b/>
+          <w:bCs/>
+          <w:i/>
+          <w:iCs/>
+          <w:color w:val="0000C0"/>
+          <w:sz w:val="20"/>
+          <w:szCs w:val="20"/>
+        </w:rPr>
+        <w:t>in</w:t>
+      </w:r>
+      <w:r>
+        <w:rPr>
+          <w:rFonts w:ascii="Consolas" w:hAnsi="Consolas" w:cs="Consolas"/>
+          <w:color w:val="000000"/>
+          <w:sz w:val="20"/>
+          <w:szCs w:val="20"/>
+        </w:rPr>
+        <w:t>);</w:t>
+      </w:r>
+    </w:p>
+    <w:p>
+      <w:pPr>
+        <w:autoSpaceDE w:val="0"/>
+        <w:autoSpaceDN w:val="0"/>
+        <w:adjustRightInd w:val="0"/>
+        <w:spacing w:after="0" w:line="240" w:lineRule="auto"/>
+        <w:rPr>
+          <w:rFonts w:ascii="Consolas" w:hAnsi="Consolas" w:cs="Consolas"/>
+          <w:sz w:val="20"/>
+          <w:szCs w:val="20"/>
+        </w:rPr>
+      </w:pPr>
+      <w:r>
+        <w:rPr>
+          <w:rFonts w:ascii="Consolas" w:hAnsi="Consolas" w:cs="Consolas"/>
+          <w:color w:val="000000"/>
+          <w:sz w:val="20"/>
+          <w:szCs w:val="20"/>
+        </w:rPr>
+        <w:tab/>
+      </w:r>
+      <w:r>
+        <w:rPr>
+          <w:rFonts w:ascii="Consolas" w:hAnsi="Consolas" w:cs="Consolas"/>
+          <w:color w:val="000000"/>
+          <w:sz w:val="20"/>
+          <w:szCs w:val="20"/>
+        </w:rPr>
+        <w:tab/>
+      </w:r>
+      <w:r>
+        <w:rPr>
+          <w:rFonts w:ascii="Consolas" w:hAnsi="Consolas" w:cs="Consolas"/>
+          <w:b/>
+          <w:bCs/>
+          <w:color w:val="7F0055"/>
+          <w:sz w:val="20"/>
+          <w:szCs w:val="20"/>
+        </w:rPr>
+        <w:t>int</w:t>
+      </w:r>
+      <w:r>
+        <w:rPr>
+          <w:rFonts w:ascii="Consolas" w:hAnsi="Consolas" w:cs="Consolas"/>
+          <w:color w:val="000000"/>
+          <w:sz w:val="20"/>
+          <w:szCs w:val="20"/>
+        </w:rPr>
+        <w:t xml:space="preserve"> </w:t>
+      </w:r>
+      <w:r>
+        <w:rPr>
+          <w:rFonts w:ascii="Consolas" w:hAnsi="Consolas" w:cs="Consolas"/>
+          <w:color w:val="6A3E3E"/>
+          <w:sz w:val="20"/>
+          <w:szCs w:val="20"/>
+        </w:rPr>
+        <w:t>n</w:t>
+      </w:r>
+      <w:r>
+        <w:rPr>
+          <w:rFonts w:ascii="Consolas" w:hAnsi="Consolas" w:cs="Consolas"/>
+          <w:color w:val="000000"/>
+          <w:sz w:val="20"/>
+          <w:szCs w:val="20"/>
+        </w:rPr>
+        <w:t>=</w:t>
+      </w:r>
+      <w:proofErr w:type="spellStart"/>
+      <w:proofErr w:type="gramStart"/>
+      <w:r>
+        <w:rPr>
+          <w:rFonts w:ascii="Consolas" w:hAnsi="Consolas" w:cs="Consolas"/>
+          <w:color w:val="6A3E3E"/>
+          <w:sz w:val="20"/>
+          <w:szCs w:val="20"/>
+        </w:rPr>
+        <w:t>sc</w:t>
+      </w:r>
+      <w:r>
+        <w:rPr>
+          <w:rFonts w:ascii="Consolas" w:hAnsi="Consolas" w:cs="Consolas"/>
+          <w:color w:val="000000"/>
+          <w:sz w:val="20"/>
+          <w:szCs w:val="20"/>
+        </w:rPr>
+        <w:t>.nextInt</w:t>
+      </w:r>
+      <w:proofErr w:type="spellEnd"/>
+      <w:proofErr w:type="gramEnd"/>
+      <w:r>
+        <w:rPr>
+          <w:rFonts w:ascii="Consolas" w:hAnsi="Consolas" w:cs="Consolas"/>
+          <w:color w:val="000000"/>
+          <w:sz w:val="20"/>
+          <w:szCs w:val="20"/>
+        </w:rPr>
+        <w:t>();</w:t>
+      </w:r>
+    </w:p>
+    <w:p>
+      <w:pPr>
+        <w:autoSpaceDE w:val="0"/>
+        <w:autoSpaceDN w:val="0"/>
+        <w:adjustRightInd w:val="0"/>
+        <w:spacing w:after="0" w:line="240" w:lineRule="auto"/>
+        <w:rPr>
+          <w:rFonts w:ascii="Consolas" w:hAnsi="Consolas" w:cs="Consolas"/>
+          <w:sz w:val="20"/>
+          <w:szCs w:val="20"/>
+        </w:rPr>
+      </w:pPr>
+      <w:r>
+        <w:rPr>
+          <w:rFonts w:ascii="Consolas" w:hAnsi="Consolas" w:cs="Consolas"/>
+          <w:color w:val="000000"/>
+          <w:sz w:val="20"/>
+          <w:szCs w:val="20"/>
+        </w:rPr>
+        <w:tab/>
+      </w:r>
+      <w:r>
+        <w:rPr>
+          <w:rFonts w:ascii="Consolas" w:hAnsi="Consolas" w:cs="Consolas"/>
+          <w:color w:val="000000"/>
+          <w:sz w:val="20"/>
+          <w:szCs w:val="20"/>
+        </w:rPr>
+        <w:tab/>
+      </w:r>
+      <w:r>
+        <w:rPr>
+          <w:rFonts w:ascii="Consolas" w:hAnsi="Consolas" w:cs="Consolas"/>
+          <w:b/>
+          <w:bCs/>
+          <w:color w:val="7F0055"/>
+          <w:sz w:val="20"/>
+          <w:szCs w:val="20"/>
+        </w:rPr>
+        <w:t>int</w:t>
+      </w:r>
+      <w:r>
+        <w:rPr>
+          <w:rFonts w:ascii="Consolas" w:hAnsi="Consolas" w:cs="Consolas"/>
+          <w:color w:val="000000"/>
+          <w:sz w:val="20"/>
+          <w:szCs w:val="20"/>
+        </w:rPr>
+        <w:t xml:space="preserve"> </w:t>
+      </w:r>
+      <w:proofErr w:type="spellStart"/>
+      <w:proofErr w:type="gramStart"/>
+      <w:r>
+        <w:rPr>
+          <w:rFonts w:ascii="Consolas" w:hAnsi="Consolas" w:cs="Consolas"/>
+          <w:color w:val="6A3E3E"/>
+          <w:sz w:val="20"/>
+          <w:szCs w:val="20"/>
+        </w:rPr>
+        <w:t>arr</w:t>
+      </w:r>
+      <w:proofErr w:type="spellEnd"/>
+      <w:r>
+        <w:rPr>
+          <w:rFonts w:ascii="Consolas" w:hAnsi="Consolas" w:cs="Consolas"/>
+          <w:color w:val="000000"/>
+          <w:sz w:val="20"/>
+          <w:szCs w:val="20"/>
+        </w:rPr>
+        <w:t>[</w:t>
+      </w:r>
+      <w:proofErr w:type="gramEnd"/>
+      <w:r>
+        <w:rPr>
+          <w:rFonts w:ascii="Consolas" w:hAnsi="Consolas" w:cs="Consolas"/>
+          <w:color w:val="000000"/>
+          <w:sz w:val="20"/>
+          <w:szCs w:val="20"/>
+        </w:rPr>
+        <w:t>]=</w:t>
+      </w:r>
+      <w:r>
+        <w:rPr>
+          <w:rFonts w:ascii="Consolas" w:hAnsi="Consolas" w:cs="Consolas"/>
+          <w:b/>
+          <w:bCs/>
+          <w:color w:val="7F0055"/>
+          <w:sz w:val="20"/>
+          <w:szCs w:val="20"/>
+        </w:rPr>
+        <w:t>new</w:t>
+      </w:r>
+      <w:r>
+        <w:rPr>
+          <w:rFonts w:ascii="Consolas" w:hAnsi="Consolas" w:cs="Consolas"/>
+          <w:color w:val="000000"/>
+          <w:sz w:val="20"/>
+          <w:szCs w:val="20"/>
+        </w:rPr>
+        <w:t xml:space="preserve"> </w:t>
+      </w:r>
+      <w:r>
+        <w:rPr>
+          <w:rFonts w:ascii="Consolas" w:hAnsi="Consolas" w:cs="Consolas"/>
+          <w:b/>
+          <w:bCs/>
+          <w:color w:val="7F0055"/>
+          <w:sz w:val="20"/>
+          <w:szCs w:val="20"/>
+        </w:rPr>
+        <w:t>int</w:t>
+      </w:r>
+      <w:r>
+        <w:rPr>
+          <w:rFonts w:ascii="Consolas" w:hAnsi="Consolas" w:cs="Consolas"/>
+          <w:color w:val="000000"/>
+          <w:sz w:val="20"/>
+          <w:szCs w:val="20"/>
+        </w:rPr>
+        <w:t>[</w:t>
+      </w:r>
+      <w:r>
+        <w:rPr>
+          <w:rFonts w:ascii="Consolas" w:hAnsi="Consolas" w:cs="Consolas"/>
+          <w:color w:val="6A3E3E"/>
+          <w:sz w:val="20"/>
+          <w:szCs w:val="20"/>
+        </w:rPr>
+        <w:t>n</w:t>
+      </w:r>
+      <w:r>
+        <w:rPr>
+          <w:rFonts w:ascii="Consolas" w:hAnsi="Consolas" w:cs="Consolas"/>
+          <w:color w:val="000000"/>
+          <w:sz w:val="20"/>
+          <w:szCs w:val="20"/>
+        </w:rPr>
+        <w:t>];</w:t>
+      </w:r>
+    </w:p>
+    <w:p>
+      <w:pPr>
+        <w:autoSpaceDE w:val="0"/>
+        <w:autoSpaceDN w:val="0"/>
+        <w:adjustRightInd w:val="0"/>
+        <w:spacing w:after="0" w:line="240" w:lineRule="auto"/>
+        <w:rPr>
+          <w:rFonts w:ascii="Consolas" w:hAnsi="Consolas" w:cs="Consolas"/>
+          <w:sz w:val="20"/>
+          <w:szCs w:val="20"/>
+        </w:rPr>
+      </w:pPr>
+      <w:r>
+        <w:rPr>
+          <w:rFonts w:ascii="Consolas" w:hAnsi="Consolas" w:cs="Consolas"/>
+          <w:color w:val="000000"/>
+          <w:sz w:val="20"/>
+          <w:szCs w:val="20"/>
+        </w:rPr>
+        <w:tab/>
+      </w:r>
+      <w:r>
+        <w:rPr>
+          <w:rFonts w:ascii="Consolas" w:hAnsi="Consolas" w:cs="Consolas"/>
+          <w:color w:val="000000"/>
+          <w:sz w:val="20"/>
+          <w:szCs w:val="20"/>
+        </w:rPr>
+        <w:tab/>
+      </w:r>
+      <w:proofErr w:type="gramStart"/>
+      <w:r>
+        <w:rPr>
+          <w:rFonts w:ascii="Consolas" w:hAnsi="Consolas" w:cs="Consolas"/>
+          <w:b/>
+          <w:bCs/>
+          <w:color w:val="7F0055"/>
+          <w:sz w:val="20"/>
+          <w:szCs w:val="20"/>
+        </w:rPr>
+        <w:t>for</w:t>
+      </w:r>
+      <w:r>
+        <w:rPr>
+          <w:rFonts w:ascii="Consolas" w:hAnsi="Consolas" w:cs="Consolas"/>
+          <w:color w:val="000000"/>
+          <w:sz w:val="20"/>
+          <w:szCs w:val="20"/>
+        </w:rPr>
+        <w:t>(</w:t>
+      </w:r>
+      <w:proofErr w:type="gramEnd"/>
+      <w:r>
+        <w:rPr>
+          <w:rFonts w:ascii="Consolas" w:hAnsi="Consolas" w:cs="Consolas"/>
+          <w:b/>
+          <w:bCs/>
+          <w:color w:val="7F0055"/>
+          <w:sz w:val="20"/>
+          <w:szCs w:val="20"/>
+        </w:rPr>
+        <w:t>int</w:t>
+      </w:r>
+      <w:r>
+        <w:rPr>
+          <w:rFonts w:ascii="Consolas" w:hAnsi="Consolas" w:cs="Consolas"/>
+          <w:color w:val="000000"/>
+          <w:sz w:val="20"/>
+          <w:szCs w:val="20"/>
+        </w:rPr>
+        <w:t xml:space="preserve"> </w:t>
+      </w:r>
+      <w:proofErr w:type="spellStart"/>
+      <w:r>
+        <w:rPr>
+          <w:rFonts w:ascii="Consolas" w:hAnsi="Consolas" w:cs="Consolas"/>
+          <w:color w:val="6A3E3E"/>
+          <w:sz w:val="20"/>
+          <w:szCs w:val="20"/>
+        </w:rPr>
+        <w:t>i</w:t>
+      </w:r>
+      <w:proofErr w:type="spellEnd"/>
+      <w:r>
+        <w:rPr>
+          <w:rFonts w:ascii="Consolas" w:hAnsi="Consolas" w:cs="Consolas"/>
+          <w:color w:val="000000"/>
+          <w:sz w:val="20"/>
+          <w:szCs w:val="20"/>
+        </w:rPr>
+        <w:t>=0;</w:t>
+      </w:r>
+      <w:r>
+        <w:rPr>
+          <w:rFonts w:ascii="Consolas" w:hAnsi="Consolas" w:cs="Consolas"/>
+          <w:color w:val="6A3E3E"/>
+          <w:sz w:val="20"/>
+          <w:szCs w:val="20"/>
+        </w:rPr>
+        <w:t>i</w:t>
+      </w:r>
+      <w:r>
+        <w:rPr>
+          <w:rFonts w:ascii="Consolas" w:hAnsi="Consolas" w:cs="Consolas"/>
+          <w:color w:val="000000"/>
+          <w:sz w:val="20"/>
+          <w:szCs w:val="20"/>
+        </w:rPr>
+        <w:t>&lt;</w:t>
+      </w:r>
+      <w:proofErr w:type="spellStart"/>
+      <w:r>
+        <w:rPr>
+          <w:rFonts w:ascii="Consolas" w:hAnsi="Consolas" w:cs="Consolas"/>
+          <w:color w:val="6A3E3E"/>
+          <w:sz w:val="20"/>
+          <w:szCs w:val="20"/>
+        </w:rPr>
+        <w:t>n</w:t>
+      </w:r>
+      <w:r>
+        <w:rPr>
+          <w:rFonts w:ascii="Consolas" w:hAnsi="Consolas" w:cs="Consolas"/>
+          <w:color w:val="000000"/>
+          <w:sz w:val="20"/>
+          <w:szCs w:val="20"/>
+        </w:rPr>
+        <w:t>;</w:t>
+      </w:r>
+      <w:r>
+        <w:rPr>
+          <w:rFonts w:ascii="Consolas" w:hAnsi="Consolas" w:cs="Consolas"/>
+          <w:color w:val="6A3E3E"/>
+          <w:sz w:val="20"/>
+          <w:szCs w:val="20"/>
+        </w:rPr>
+        <w:t>i</w:t>
+      </w:r>
+      <w:proofErr w:type="spellEnd"/>
+      <w:r>
+        <w:rPr>
+          <w:rFonts w:ascii="Consolas" w:hAnsi="Consolas" w:cs="Consolas"/>
+          <w:color w:val="000000"/>
+          <w:sz w:val="20"/>
+          <w:szCs w:val="20"/>
+        </w:rPr>
+        <w:t>++)</w:t>
+      </w:r>
+    </w:p>
+    <w:p>
+      <w:pPr>
+        <w:autoSpaceDE w:val="0"/>
+        <w:autoSpaceDN w:val="0"/>
+        <w:adjustRightInd w:val="0"/>
+        <w:spacing w:after="0" w:line="240" w:lineRule="auto"/>
+        <w:rPr>
+          <w:rFonts w:ascii="Consolas" w:hAnsi="Consolas" w:cs="Consolas"/>
+          <w:sz w:val="20"/>
+          <w:szCs w:val="20"/>
+        </w:rPr>
+      </w:pPr>
+      <w:r>
+        <w:rPr>
+          <w:rFonts w:ascii="Consolas" w:hAnsi="Consolas" w:cs="Consolas"/>
+          <w:color w:val="000000"/>
+          <w:sz w:val="20"/>
+          <w:szCs w:val="20"/>
+        </w:rPr>
+        <w:tab/>
+      </w:r>
+      <w:r>
+        <w:rPr>
+          <w:rFonts w:ascii="Consolas" w:hAnsi="Consolas" w:cs="Consolas"/>
+          <w:color w:val="000000"/>
+          <w:sz w:val="20"/>
+          <w:szCs w:val="20"/>
+        </w:rPr>
+        <w:tab/>
+        <w:t>{</w:t>
+      </w:r>
+    </w:p>
+    <w:p>
+      <w:pPr>
+        <w:autoSpaceDE w:val="0"/>
+        <w:autoSpaceDN w:val="0"/>
+        <w:adjustRightInd w:val="0"/>
+        <w:spacing w:after="0" w:line="240" w:lineRule="auto"/>
+        <w:rPr>
+          <w:rFonts w:ascii="Consolas" w:hAnsi="Consolas" w:cs="Consolas"/>
+          <w:sz w:val="20"/>
+          <w:szCs w:val="20"/>
+        </w:rPr>
+      </w:pPr>
+      <w:r>
+        <w:rPr>
+          <w:rFonts w:ascii="Consolas" w:hAnsi="Consolas" w:cs="Consolas"/>
+          <w:color w:val="000000"/>
+          <w:sz w:val="20"/>
+          <w:szCs w:val="20"/>
+        </w:rPr>
+        <w:tab/>
+      </w:r>
+      <w:r>
+        <w:rPr>
+          <w:rFonts w:ascii="Consolas" w:hAnsi="Consolas" w:cs="Consolas"/>
+          <w:color w:val="000000"/>
+          <w:sz w:val="20"/>
+          <w:szCs w:val="20"/>
+        </w:rPr>
+        <w:tab/>
+      </w:r>
+      <w:r>
+        <w:rPr>
+          <w:rFonts w:ascii="Consolas" w:hAnsi="Consolas" w:cs="Consolas"/>
+          <w:color w:val="000000"/>
+          <w:sz w:val="20"/>
+          <w:szCs w:val="20"/>
+        </w:rPr>
+        <w:tab/>
+      </w:r>
+      <w:proofErr w:type="spellStart"/>
+      <w:r>
+        <w:rPr>
+          <w:rFonts w:ascii="Consolas" w:hAnsi="Consolas" w:cs="Consolas"/>
+          <w:color w:val="6A3E3E"/>
+          <w:sz w:val="20"/>
+          <w:szCs w:val="20"/>
+        </w:rPr>
+        <w:t>arr</w:t>
+      </w:r>
+      <w:proofErr w:type="spellEnd"/>
+      <w:r>
+        <w:rPr>
+          <w:rFonts w:ascii="Consolas" w:hAnsi="Consolas" w:cs="Consolas"/>
+          <w:color w:val="000000"/>
+          <w:sz w:val="20"/>
+          <w:szCs w:val="20"/>
+        </w:rPr>
+        <w:t>[</w:t>
+      </w:r>
+      <w:proofErr w:type="spellStart"/>
+      <w:r>
+        <w:rPr>
+          <w:rFonts w:ascii="Consolas" w:hAnsi="Consolas" w:cs="Consolas"/>
+          <w:color w:val="6A3E3E"/>
+          <w:sz w:val="20"/>
+          <w:szCs w:val="20"/>
+        </w:rPr>
+        <w:t>i</w:t>
+      </w:r>
+      <w:proofErr w:type="spellEnd"/>
+      <w:r>
+        <w:rPr>
+          <w:rFonts w:ascii="Consolas" w:hAnsi="Consolas" w:cs="Consolas"/>
+          <w:color w:val="000000"/>
+          <w:sz w:val="20"/>
+          <w:szCs w:val="20"/>
+        </w:rPr>
+        <w:t>]=</w:t>
+      </w:r>
+      <w:proofErr w:type="spellStart"/>
+      <w:proofErr w:type="gramStart"/>
+      <w:r>
+        <w:rPr>
+          <w:rFonts w:ascii="Consolas" w:hAnsi="Consolas" w:cs="Consolas"/>
+          <w:color w:val="6A3E3E"/>
+          <w:sz w:val="20"/>
+          <w:szCs w:val="20"/>
+        </w:rPr>
+        <w:t>sc</w:t>
+      </w:r>
+      <w:r>
+        <w:rPr>
+          <w:rFonts w:ascii="Consolas" w:hAnsi="Consolas" w:cs="Consolas"/>
+          <w:color w:val="000000"/>
+          <w:sz w:val="20"/>
+          <w:szCs w:val="20"/>
+        </w:rPr>
+        <w:t>.nextInt</w:t>
+      </w:r>
+      <w:proofErr w:type="spellEnd"/>
+      <w:proofErr w:type="gramEnd"/>
+      <w:r>
+        <w:rPr>
+          <w:rFonts w:ascii="Consolas" w:hAnsi="Consolas" w:cs="Consolas"/>
+          <w:color w:val="000000"/>
+          <w:sz w:val="20"/>
+          <w:szCs w:val="20"/>
+        </w:rPr>
+        <w:t>();</w:t>
+      </w:r>
+    </w:p>
+    <w:p>
+      <w:pPr>
+        <w:autoSpaceDE w:val="0"/>
+        <w:autoSpaceDN w:val="0"/>
+        <w:adjustRightInd w:val="0"/>
+        <w:spacing w:after="0" w:line="240" w:lineRule="auto"/>
+        <w:rPr>
+          <w:rFonts w:ascii="Consolas" w:hAnsi="Consolas" w:cs="Consolas"/>
+          <w:sz w:val="20"/>
+          <w:szCs w:val="20"/>
+        </w:rPr>
+      </w:pPr>
+      <w:r>
+        <w:rPr>
+          <w:rFonts w:ascii="Consolas" w:hAnsi="Consolas" w:cs="Consolas"/>
+          <w:color w:val="000000"/>
+          <w:sz w:val="20"/>
+          <w:szCs w:val="20"/>
+        </w:rPr>
+        <w:tab/>
+      </w:r>
+      <w:r>
+        <w:rPr>
+          <w:rFonts w:ascii="Consolas" w:hAnsi="Consolas" w:cs="Consolas"/>
+          <w:color w:val="000000"/>
+          <w:sz w:val="20"/>
+          <w:szCs w:val="20"/>
+        </w:rPr>
+        <w:tab/>
+        <w:t>}</w:t>
+      </w:r>
+    </w:p>
+    <w:p>
+      <w:pPr>
+        <w:autoSpaceDE w:val="0"/>
+        <w:autoSpaceDN w:val="0"/>
+        <w:adjustRightInd w:val="0"/>
+        <w:spacing w:after="0" w:line="240" w:lineRule="auto"/>
+        <w:rPr>
+          <w:rFonts w:ascii="Consolas" w:hAnsi="Consolas" w:cs="Consolas"/>
+          <w:sz w:val="20"/>
+          <w:szCs w:val="20"/>
+        </w:rPr>
+      </w:pPr>
+      <w:r>
+        <w:rPr>
+          <w:rFonts w:ascii="Consolas" w:hAnsi="Consolas" w:cs="Consolas"/>
+          <w:color w:val="000000"/>
+          <w:sz w:val="20"/>
+          <w:szCs w:val="20"/>
+        </w:rPr>
+        <w:tab/>
+      </w:r>
+      <w:r>
+        <w:rPr>
+          <w:rFonts w:ascii="Consolas" w:hAnsi="Consolas" w:cs="Consolas"/>
+          <w:color w:val="000000"/>
+          <w:sz w:val="20"/>
+          <w:szCs w:val="20"/>
+        </w:rPr>
+        <w:tab/>
+      </w:r>
+      <w:r>
+        <w:rPr>
+          <w:rFonts w:ascii="Consolas" w:hAnsi="Consolas" w:cs="Consolas"/>
+          <w:b/>
+          <w:bCs/>
+          <w:color w:val="7F0055"/>
+          <w:sz w:val="20"/>
+          <w:szCs w:val="20"/>
+        </w:rPr>
+        <w:t>int</w:t>
+      </w:r>
+      <w:r>
+        <w:rPr>
+          <w:rFonts w:ascii="Consolas" w:hAnsi="Consolas" w:cs="Consolas"/>
+          <w:color w:val="000000"/>
+          <w:sz w:val="20"/>
+          <w:szCs w:val="20"/>
+        </w:rPr>
+        <w:t xml:space="preserve"> </w:t>
+      </w:r>
+      <w:r>
+        <w:rPr>
+          <w:rFonts w:ascii="Consolas" w:hAnsi="Consolas" w:cs="Consolas"/>
+          <w:color w:val="6A3E3E"/>
+          <w:sz w:val="20"/>
+          <w:szCs w:val="20"/>
+        </w:rPr>
+        <w:t>k</w:t>
+      </w:r>
+      <w:r>
+        <w:rPr>
+          <w:rFonts w:ascii="Consolas" w:hAnsi="Consolas" w:cs="Consolas"/>
+          <w:color w:val="000000"/>
+          <w:sz w:val="20"/>
+          <w:szCs w:val="20"/>
+        </w:rPr>
+        <w:t>=</w:t>
+      </w:r>
+      <w:proofErr w:type="spellStart"/>
+      <w:proofErr w:type="gramStart"/>
+      <w:r>
+        <w:rPr>
+          <w:rFonts w:ascii="Consolas" w:hAnsi="Consolas" w:cs="Consolas"/>
+          <w:color w:val="6A3E3E"/>
+          <w:sz w:val="20"/>
+          <w:szCs w:val="20"/>
+        </w:rPr>
+        <w:t>sc</w:t>
+      </w:r>
+      <w:r>
+        <w:rPr>
+          <w:rFonts w:ascii="Consolas" w:hAnsi="Consolas" w:cs="Consolas"/>
+          <w:color w:val="000000"/>
+          <w:sz w:val="20"/>
+          <w:szCs w:val="20"/>
+        </w:rPr>
+        <w:t>.nextInt</w:t>
+      </w:r>
+      <w:proofErr w:type="spellEnd"/>
+      <w:proofErr w:type="gramEnd"/>
+      <w:r>
+        <w:rPr>
+          <w:rFonts w:ascii="Consolas" w:hAnsi="Consolas" w:cs="Consolas"/>
+          <w:color w:val="000000"/>
+          <w:sz w:val="20"/>
+          <w:szCs w:val="20"/>
+        </w:rPr>
+        <w:t>();</w:t>
+      </w:r>
+    </w:p>
+    <w:p>
+      <w:pPr>
+        <w:autoSpaceDE w:val="0"/>
+        <w:autoSpaceDN w:val="0"/>
+        <w:adjustRightInd w:val="0"/>
+        <w:spacing w:after="0" w:line="240" w:lineRule="auto"/>
+        <w:rPr>
+          <w:rFonts w:ascii="Consolas" w:hAnsi="Consolas" w:cs="Consolas"/>
+          <w:sz w:val="20"/>
+          <w:szCs w:val="20"/>
+        </w:rPr>
+      </w:pPr>
+      <w:r>
+        <w:rPr>
+          <w:rFonts w:ascii="Consolas" w:hAnsi="Consolas" w:cs="Consolas"/>
+          <w:color w:val="000000"/>
+          <w:sz w:val="20"/>
+          <w:szCs w:val="20"/>
+        </w:rPr>
+        <w:tab/>
+      </w:r>
+      <w:r>
+        <w:rPr>
+          <w:rFonts w:ascii="Consolas" w:hAnsi="Consolas" w:cs="Consolas"/>
+          <w:color w:val="000000"/>
+          <w:sz w:val="20"/>
+          <w:szCs w:val="20"/>
+        </w:rPr>
+        <w:tab/>
+      </w:r>
+    </w:p>
+    <w:p>
+      <w:pPr>
+        <w:autoSpaceDE w:val="0"/>
+        <w:autoSpaceDN w:val="0"/>
+        <w:adjustRightInd w:val="0"/>
+        <w:spacing w:after="0" w:line="240" w:lineRule="auto"/>
+        <w:rPr>
+          <w:rFonts w:ascii="Consolas" w:hAnsi="Consolas" w:cs="Consolas"/>
+          <w:sz w:val="20"/>
+          <w:szCs w:val="20"/>
+        </w:rPr>
+      </w:pPr>
+      <w:r>
+        <w:rPr>
+          <w:rFonts w:ascii="Consolas" w:hAnsi="Consolas" w:cs="Consolas"/>
+          <w:color w:val="000000"/>
+          <w:sz w:val="20"/>
+          <w:szCs w:val="20"/>
+        </w:rPr>
+        <w:tab/>
+      </w:r>
+      <w:r>
+        <w:rPr>
+          <w:rFonts w:ascii="Consolas" w:hAnsi="Consolas" w:cs="Consolas"/>
+          <w:color w:val="000000"/>
+          <w:sz w:val="20"/>
+          <w:szCs w:val="20"/>
+        </w:rPr>
+        <w:tab/>
+        <w:t xml:space="preserve">List&lt;Integer&gt; </w:t>
+      </w:r>
+      <w:proofErr w:type="spellStart"/>
+      <w:r>
+        <w:rPr>
+          <w:rFonts w:ascii="Consolas" w:hAnsi="Consolas" w:cs="Consolas"/>
+          <w:color w:val="6A3E3E"/>
+          <w:sz w:val="20"/>
+          <w:szCs w:val="20"/>
+        </w:rPr>
+        <w:t>arrCopy</w:t>
+      </w:r>
+      <w:proofErr w:type="spellEnd"/>
+      <w:r>
+        <w:rPr>
+          <w:rFonts w:ascii="Consolas" w:hAnsi="Consolas" w:cs="Consolas"/>
+          <w:color w:val="000000"/>
+          <w:sz w:val="20"/>
+          <w:szCs w:val="20"/>
+        </w:rPr>
+        <w:t>=</w:t>
+      </w:r>
+      <w:r>
+        <w:rPr>
+          <w:rFonts w:ascii="Consolas" w:hAnsi="Consolas" w:cs="Consolas"/>
+          <w:b/>
+          <w:bCs/>
+          <w:color w:val="7F0055"/>
+          <w:sz w:val="20"/>
+          <w:szCs w:val="20"/>
+        </w:rPr>
+        <w:t>new</w:t>
+      </w:r>
+      <w:r>
+        <w:rPr>
+          <w:rFonts w:ascii="Consolas" w:hAnsi="Consolas" w:cs="Consolas"/>
+          <w:color w:val="000000"/>
+          <w:sz w:val="20"/>
+          <w:szCs w:val="20"/>
+        </w:rPr>
+        <w:t xml:space="preserve"> </w:t>
+      </w:r>
+      <w:proofErr w:type="spellStart"/>
+      <w:r>
+        <w:rPr>
+          <w:rFonts w:ascii="Consolas" w:hAnsi="Consolas" w:cs="Consolas"/>
+          <w:color w:val="000000"/>
+          <w:sz w:val="20"/>
+          <w:szCs w:val="20"/>
+        </w:rPr>
+        <w:t>ArrayList</w:t>
+      </w:r>
+      <w:proofErr w:type="spellEnd"/>
+      <w:r>
+        <w:rPr>
+          <w:rFonts w:ascii="Consolas" w:hAnsi="Consolas" w:cs="Consolas"/>
+          <w:color w:val="000000"/>
+          <w:sz w:val="20"/>
+          <w:szCs w:val="20"/>
+        </w:rPr>
+        <w:t>&lt;</w:t>
+      </w:r>
+      <w:proofErr w:type="gramStart"/>
+      <w:r>
+        <w:rPr>
+          <w:rFonts w:ascii="Consolas" w:hAnsi="Consolas" w:cs="Consolas"/>
+          <w:color w:val="000000"/>
+          <w:sz w:val="20"/>
+          <w:szCs w:val="20"/>
+        </w:rPr>
+        <w:t>&gt;(</w:t>
+      </w:r>
+      <w:proofErr w:type="gramEnd"/>
+      <w:r>
+        <w:rPr>
+          <w:rFonts w:ascii="Consolas" w:hAnsi="Consolas" w:cs="Consolas"/>
+          <w:color w:val="000000"/>
+          <w:sz w:val="20"/>
+          <w:szCs w:val="20"/>
+        </w:rPr>
+        <w:t>);</w:t>
+      </w:r>
+    </w:p>
+    <w:p>
+      <w:pPr>
+        <w:autoSpaceDE w:val="0"/>
+        <w:autoSpaceDN w:val="0"/>
+        <w:adjustRightInd w:val="0"/>
+        <w:spacing w:after="0" w:line="240" w:lineRule="auto"/>
+        <w:rPr>
+          <w:rFonts w:ascii="Consolas" w:hAnsi="Consolas" w:cs="Consolas"/>
+          <w:sz w:val="20"/>
+          <w:szCs w:val="20"/>
+        </w:rPr>
+      </w:pPr>
+      <w:r>
+        <w:rPr>
+          <w:rFonts w:ascii="Consolas" w:hAnsi="Consolas" w:cs="Consolas"/>
+          <w:color w:val="000000"/>
+          <w:sz w:val="20"/>
+          <w:szCs w:val="20"/>
+        </w:rPr>
+        <w:tab/>
+      </w:r>
+      <w:r>
+        <w:rPr>
+          <w:rFonts w:ascii="Consolas" w:hAnsi="Consolas" w:cs="Consolas"/>
+          <w:color w:val="000000"/>
+          <w:sz w:val="20"/>
+          <w:szCs w:val="20"/>
+        </w:rPr>
+        <w:tab/>
+      </w:r>
+      <w:proofErr w:type="gramStart"/>
+      <w:r>
+        <w:rPr>
+          <w:rFonts w:ascii="Consolas" w:hAnsi="Consolas" w:cs="Consolas"/>
+          <w:b/>
+          <w:bCs/>
+          <w:color w:val="7F0055"/>
+          <w:sz w:val="20"/>
+          <w:szCs w:val="20"/>
+        </w:rPr>
+        <w:t>for</w:t>
+      </w:r>
+      <w:r>
+        <w:rPr>
+          <w:rFonts w:ascii="Consolas" w:hAnsi="Consolas" w:cs="Consolas"/>
+          <w:color w:val="000000"/>
+          <w:sz w:val="20"/>
+          <w:szCs w:val="20"/>
+        </w:rPr>
+        <w:t>(</w:t>
+      </w:r>
+      <w:proofErr w:type="gramEnd"/>
+      <w:r>
+        <w:rPr>
+          <w:rFonts w:ascii="Consolas" w:hAnsi="Consolas" w:cs="Consolas"/>
+          <w:b/>
+          <w:bCs/>
+          <w:color w:val="7F0055"/>
+          <w:sz w:val="20"/>
+          <w:szCs w:val="20"/>
+        </w:rPr>
+        <w:t>int</w:t>
+      </w:r>
+      <w:r>
+        <w:rPr>
+          <w:rFonts w:ascii="Consolas" w:hAnsi="Consolas" w:cs="Consolas"/>
+          <w:color w:val="000000"/>
+          <w:sz w:val="20"/>
+          <w:szCs w:val="20"/>
+        </w:rPr>
+        <w:t xml:space="preserve"> </w:t>
+      </w:r>
+      <w:proofErr w:type="spellStart"/>
+      <w:r>
+        <w:rPr>
+          <w:rFonts w:ascii="Consolas" w:hAnsi="Consolas" w:cs="Consolas"/>
+          <w:color w:val="6A3E3E"/>
+          <w:sz w:val="20"/>
+          <w:szCs w:val="20"/>
+        </w:rPr>
+        <w:t>i</w:t>
+      </w:r>
+      <w:proofErr w:type="spellEnd"/>
+      <w:r>
+        <w:rPr>
+          <w:rFonts w:ascii="Consolas" w:hAnsi="Consolas" w:cs="Consolas"/>
+          <w:color w:val="000000"/>
+          <w:sz w:val="20"/>
+          <w:szCs w:val="20"/>
+        </w:rPr>
+        <w:t>=0;</w:t>
+      </w:r>
+      <w:r>
+        <w:rPr>
+          <w:rFonts w:ascii="Consolas" w:hAnsi="Consolas" w:cs="Consolas"/>
+          <w:color w:val="6A3E3E"/>
+          <w:sz w:val="20"/>
+          <w:szCs w:val="20"/>
+        </w:rPr>
+        <w:t>i</w:t>
+      </w:r>
+      <w:r>
+        <w:rPr>
+          <w:rFonts w:ascii="Consolas" w:hAnsi="Consolas" w:cs="Consolas"/>
+          <w:color w:val="000000"/>
+          <w:sz w:val="20"/>
+          <w:szCs w:val="20"/>
+        </w:rPr>
+        <w:t>&lt;</w:t>
+      </w:r>
+      <w:proofErr w:type="spellStart"/>
+      <w:r>
+        <w:rPr>
+          <w:rFonts w:ascii="Consolas" w:hAnsi="Consolas" w:cs="Consolas"/>
+          <w:color w:val="6A3E3E"/>
+          <w:sz w:val="20"/>
+          <w:szCs w:val="20"/>
+        </w:rPr>
+        <w:t>n</w:t>
+      </w:r>
+      <w:r>
+        <w:rPr>
+          <w:rFonts w:ascii="Consolas" w:hAnsi="Consolas" w:cs="Consolas"/>
+          <w:color w:val="000000"/>
+          <w:sz w:val="20"/>
+          <w:szCs w:val="20"/>
+        </w:rPr>
+        <w:t>;</w:t>
+      </w:r>
+      <w:r>
+        <w:rPr>
+          <w:rFonts w:ascii="Consolas" w:hAnsi="Consolas" w:cs="Consolas"/>
+          <w:color w:val="6A3E3E"/>
+          <w:sz w:val="20"/>
+          <w:szCs w:val="20"/>
+        </w:rPr>
+        <w:t>i</w:t>
+      </w:r>
+      <w:proofErr w:type="spellEnd"/>
+      <w:r>
+        <w:rPr>
+          <w:rFonts w:ascii="Consolas" w:hAnsi="Consolas" w:cs="Consolas"/>
+          <w:color w:val="000000"/>
+          <w:sz w:val="20"/>
+          <w:szCs w:val="20"/>
+        </w:rPr>
+        <w:t>++)</w:t>
+      </w:r>
+    </w:p>
+    <w:p>
+      <w:pPr>
+        <w:autoSpaceDE w:val="0"/>
+        <w:autoSpaceDN w:val="0"/>
+        <w:adjustRightInd w:val="0"/>
+        <w:spacing w:after="0" w:line="240" w:lineRule="auto"/>
+        <w:rPr>
+          <w:rFonts w:ascii="Consolas" w:hAnsi="Consolas" w:cs="Consolas"/>
+          <w:sz w:val="20"/>
+          <w:szCs w:val="20"/>
+        </w:rPr>
+      </w:pPr>
+      <w:r>
+        <w:rPr>
+          <w:rFonts w:ascii="Consolas" w:hAnsi="Consolas" w:cs="Consolas"/>
+          <w:color w:val="000000"/>
+          <w:sz w:val="20"/>
+          <w:szCs w:val="20"/>
+        </w:rPr>
+        <w:tab/>
+      </w:r>
+      <w:r>
+        <w:rPr>
+          <w:rFonts w:ascii="Consolas" w:hAnsi="Consolas" w:cs="Consolas"/>
+          <w:color w:val="000000"/>
+          <w:sz w:val="20"/>
+          <w:szCs w:val="20"/>
+        </w:rPr>
+        <w:tab/>
+      </w:r>
+      <w:r>
+        <w:rPr>
+          <w:rFonts w:ascii="Consolas" w:hAnsi="Consolas" w:cs="Consolas"/>
+          <w:color w:val="000000"/>
+          <w:sz w:val="20"/>
+          <w:szCs w:val="20"/>
+        </w:rPr>
+        <w:tab/>
+      </w:r>
+      <w:proofErr w:type="spellStart"/>
+      <w:r>
+        <w:rPr>
+          <w:rFonts w:ascii="Consolas" w:hAnsi="Consolas" w:cs="Consolas"/>
+          <w:color w:val="6A3E3E"/>
+          <w:sz w:val="20"/>
+          <w:szCs w:val="20"/>
+        </w:rPr>
+        <w:t>arrCopy</w:t>
+      </w:r>
+      <w:r>
+        <w:rPr>
+          <w:rFonts w:ascii="Consolas" w:hAnsi="Consolas" w:cs="Consolas"/>
+          <w:color w:val="000000"/>
+          <w:sz w:val="20"/>
+          <w:szCs w:val="20"/>
+        </w:rPr>
+        <w:t>.add</w:t>
+      </w:r>
+      <w:proofErr w:type="spellEnd"/>
+      <w:r>
+        <w:rPr>
+          <w:rFonts w:ascii="Consolas" w:hAnsi="Consolas" w:cs="Consolas"/>
+          <w:color w:val="000000"/>
+          <w:sz w:val="20"/>
+          <w:szCs w:val="20"/>
+        </w:rPr>
+        <w:t>(</w:t>
+      </w:r>
+      <w:proofErr w:type="spellStart"/>
+      <w:r>
+        <w:rPr>
+          <w:rFonts w:ascii="Consolas" w:hAnsi="Consolas" w:cs="Consolas"/>
+          <w:color w:val="6A3E3E"/>
+          <w:sz w:val="20"/>
+          <w:szCs w:val="20"/>
+        </w:rPr>
+        <w:t>arr</w:t>
+      </w:r>
+      <w:proofErr w:type="spellEnd"/>
+      <w:r>
+        <w:rPr>
+          <w:rFonts w:ascii="Consolas" w:hAnsi="Consolas" w:cs="Consolas"/>
+          <w:color w:val="000000"/>
+          <w:sz w:val="20"/>
+          <w:szCs w:val="20"/>
+        </w:rPr>
+        <w:t>[</w:t>
+      </w:r>
+      <w:proofErr w:type="spellStart"/>
+      <w:r>
+        <w:rPr>
+          <w:rFonts w:ascii="Consolas" w:hAnsi="Consolas" w:cs="Consolas"/>
+          <w:color w:val="6A3E3E"/>
+          <w:sz w:val="20"/>
+          <w:szCs w:val="20"/>
+        </w:rPr>
+        <w:t>i</w:t>
+      </w:r>
+      <w:proofErr w:type="spellEnd"/>
+      <w:r>
+        <w:rPr>
+          <w:rFonts w:ascii="Consolas" w:hAnsi="Consolas" w:cs="Consolas"/>
+          <w:color w:val="000000"/>
+          <w:sz w:val="20"/>
+          <w:szCs w:val="20"/>
+        </w:rPr>
+        <w:t>]);</w:t>
+      </w:r>
+    </w:p>
+    <w:p>
+      <w:pPr>
+        <w:autoSpaceDE w:val="0"/>
+        <w:autoSpaceDN w:val="0"/>
+        <w:adjustRightInd w:val="0"/>
+        <w:spacing w:after="0" w:line="240" w:lineRule="auto"/>
+        <w:rPr>
+          <w:rFonts w:ascii="Consolas" w:hAnsi="Consolas" w:cs="Consolas"/>
+          <w:sz w:val="20"/>
+          <w:szCs w:val="20"/>
+        </w:rPr>
+      </w:pPr>
+      <w:r>
+        <w:rPr>
+          <w:rFonts w:ascii="Consolas" w:hAnsi="Consolas" w:cs="Consolas"/>
+          <w:color w:val="000000"/>
+          <w:sz w:val="20"/>
+          <w:szCs w:val="20"/>
+        </w:rPr>
+        <w:tab/>
+      </w:r>
+      <w:r>
+        <w:rPr>
+          <w:rFonts w:ascii="Consolas" w:hAnsi="Consolas" w:cs="Consolas"/>
+          <w:color w:val="000000"/>
+          <w:sz w:val="20"/>
+          <w:szCs w:val="20"/>
+        </w:rPr>
+        <w:tab/>
+      </w:r>
+      <w:proofErr w:type="spellStart"/>
+      <w:r>
+        <w:rPr>
+          <w:rFonts w:ascii="Consolas" w:hAnsi="Consolas" w:cs="Consolas"/>
+          <w:color w:val="000000"/>
+          <w:sz w:val="20"/>
+          <w:szCs w:val="20"/>
+        </w:rPr>
+        <w:t>Collections.</w:t>
+      </w:r>
+      <w:r>
+        <w:rPr>
+          <w:rFonts w:ascii="Consolas" w:hAnsi="Consolas" w:cs="Consolas"/>
+          <w:i/>
+          <w:iCs/>
+          <w:color w:val="000000"/>
+          <w:sz w:val="20"/>
+          <w:szCs w:val="20"/>
+        </w:rPr>
+        <w:t>sort</w:t>
+      </w:r>
+      <w:proofErr w:type="spellEnd"/>
+      <w:r>
+        <w:rPr>
+          <w:rFonts w:ascii="Consolas" w:hAnsi="Consolas" w:cs="Consolas"/>
+          <w:color w:val="000000"/>
+          <w:sz w:val="20"/>
+          <w:szCs w:val="20"/>
+        </w:rPr>
+        <w:t>(</w:t>
+      </w:r>
+      <w:proofErr w:type="spellStart"/>
+      <w:r>
+        <w:rPr>
+          <w:rFonts w:ascii="Consolas" w:hAnsi="Consolas" w:cs="Consolas"/>
+          <w:color w:val="6A3E3E"/>
+          <w:sz w:val="20"/>
+          <w:szCs w:val="20"/>
+        </w:rPr>
+        <w:t>arrCopy</w:t>
+      </w:r>
+      <w:proofErr w:type="spellEnd"/>
+      <w:r>
+        <w:rPr>
+          <w:rFonts w:ascii="Consolas" w:hAnsi="Consolas" w:cs="Consolas"/>
+          <w:color w:val="000000"/>
+          <w:sz w:val="20"/>
+          <w:szCs w:val="20"/>
+        </w:rPr>
+        <w:t>);</w:t>
+      </w:r>
+    </w:p>
+    <w:p>
+      <w:pPr>
+        <w:autoSpaceDE w:val="0"/>
+        <w:autoSpaceDN w:val="0"/>
+        <w:adjustRightInd w:val="0"/>
+        <w:spacing w:after="0" w:line="240" w:lineRule="auto"/>
+        <w:rPr>
+          <w:rFonts w:ascii="Consolas" w:hAnsi="Consolas" w:cs="Consolas"/>
+          <w:sz w:val="20"/>
+          <w:szCs w:val="20"/>
+        </w:rPr>
+      </w:pPr>
+      <w:r>
+        <w:rPr>
+          <w:rFonts w:ascii="Consolas" w:hAnsi="Consolas" w:cs="Consolas"/>
+          <w:color w:val="000000"/>
+          <w:sz w:val="20"/>
+          <w:szCs w:val="20"/>
+        </w:rPr>
+        <w:tab/>
+      </w:r>
+      <w:r>
+        <w:rPr>
+          <w:rFonts w:ascii="Consolas" w:hAnsi="Consolas" w:cs="Consolas"/>
+          <w:color w:val="000000"/>
+          <w:sz w:val="20"/>
+          <w:szCs w:val="20"/>
+        </w:rPr>
+        <w:tab/>
+        <w:t xml:space="preserve">List&lt;Integer&gt; </w:t>
+      </w:r>
+      <w:r>
+        <w:rPr>
+          <w:rFonts w:ascii="Consolas" w:hAnsi="Consolas" w:cs="Consolas"/>
+          <w:color w:val="6A3E3E"/>
+          <w:sz w:val="20"/>
+          <w:szCs w:val="20"/>
+        </w:rPr>
+        <w:t>result</w:t>
+      </w:r>
+      <w:r>
+        <w:rPr>
+          <w:rFonts w:ascii="Consolas" w:hAnsi="Consolas" w:cs="Consolas"/>
+          <w:color w:val="000000"/>
+          <w:sz w:val="20"/>
+          <w:szCs w:val="20"/>
+        </w:rPr>
+        <w:t>=</w:t>
+      </w:r>
+      <w:r>
+        <w:rPr>
+          <w:rFonts w:ascii="Consolas" w:hAnsi="Consolas" w:cs="Consolas"/>
+          <w:b/>
+          <w:bCs/>
+          <w:color w:val="7F0055"/>
+          <w:sz w:val="20"/>
+          <w:szCs w:val="20"/>
+        </w:rPr>
+        <w:t>new</w:t>
+      </w:r>
+      <w:r>
+        <w:rPr>
+          <w:rFonts w:ascii="Consolas" w:hAnsi="Consolas" w:cs="Consolas"/>
+          <w:color w:val="000000"/>
+          <w:sz w:val="20"/>
+          <w:szCs w:val="20"/>
+        </w:rPr>
+        <w:t xml:space="preserve"> </w:t>
+      </w:r>
+      <w:proofErr w:type="spellStart"/>
+      <w:r>
+        <w:rPr>
+          <w:rFonts w:ascii="Consolas" w:hAnsi="Consolas" w:cs="Consolas"/>
+          <w:color w:val="000000"/>
+          <w:sz w:val="20"/>
+          <w:szCs w:val="20"/>
+        </w:rPr>
+        <w:t>ArrayList</w:t>
+      </w:r>
+      <w:proofErr w:type="spellEnd"/>
+      <w:r>
+        <w:rPr>
+          <w:rFonts w:ascii="Consolas" w:hAnsi="Consolas" w:cs="Consolas"/>
+          <w:color w:val="000000"/>
+          <w:sz w:val="20"/>
+          <w:szCs w:val="20"/>
+        </w:rPr>
+        <w:t>&lt;</w:t>
+      </w:r>
+      <w:proofErr w:type="gramStart"/>
+      <w:r>
+        <w:rPr>
+          <w:rFonts w:ascii="Consolas" w:hAnsi="Consolas" w:cs="Consolas"/>
+          <w:color w:val="000000"/>
+          <w:sz w:val="20"/>
+          <w:szCs w:val="20"/>
+        </w:rPr>
+        <w:t>&gt;(</w:t>
+      </w:r>
+      <w:proofErr w:type="gramEnd"/>
+      <w:r>
+        <w:rPr>
+          <w:rFonts w:ascii="Consolas" w:hAnsi="Consolas" w:cs="Consolas"/>
+          <w:color w:val="000000"/>
+          <w:sz w:val="20"/>
+          <w:szCs w:val="20"/>
+        </w:rPr>
+        <w:t>);</w:t>
+      </w:r>
+    </w:p>
+    <w:p>
+      <w:pPr>
+        <w:autoSpaceDE w:val="0"/>
+        <w:autoSpaceDN w:val="0"/>
+        <w:adjustRightInd w:val="0"/>
+        <w:spacing w:after="0" w:line="240" w:lineRule="auto"/>
+        <w:rPr>
+          <w:rFonts w:ascii="Consolas" w:hAnsi="Consolas" w:cs="Consolas"/>
+          <w:sz w:val="20"/>
+          <w:szCs w:val="20"/>
+        </w:rPr>
+      </w:pPr>
+      <w:r>
+        <w:rPr>
+          <w:rFonts w:ascii="Consolas" w:hAnsi="Consolas" w:cs="Consolas"/>
+          <w:color w:val="000000"/>
+          <w:sz w:val="20"/>
+          <w:szCs w:val="20"/>
+        </w:rPr>
+        <w:tab/>
+      </w:r>
+      <w:r>
+        <w:rPr>
+          <w:rFonts w:ascii="Consolas" w:hAnsi="Consolas" w:cs="Consolas"/>
+          <w:color w:val="000000"/>
+          <w:sz w:val="20"/>
+          <w:szCs w:val="20"/>
+        </w:rPr>
+        <w:tab/>
+      </w:r>
+      <w:r>
+        <w:rPr>
+          <w:rFonts w:ascii="Consolas" w:hAnsi="Consolas" w:cs="Consolas"/>
+          <w:color w:val="3F7F5F"/>
+          <w:sz w:val="20"/>
+          <w:szCs w:val="20"/>
+        </w:rPr>
+        <w:t>//k elements to be added to the result</w:t>
+      </w:r>
+    </w:p>
+    <w:p>
+      <w:pPr>
+        <w:autoSpaceDE w:val="0"/>
+        <w:autoSpaceDN w:val="0"/>
+        <w:adjustRightInd w:val="0"/>
+        <w:spacing w:after="0" w:line="240" w:lineRule="auto"/>
+        <w:rPr>
+          <w:rFonts w:ascii="Consolas" w:hAnsi="Consolas" w:cs="Consolas"/>
+          <w:sz w:val="20"/>
+          <w:szCs w:val="20"/>
+        </w:rPr>
+      </w:pPr>
+      <w:r>
+        <w:rPr>
+          <w:rFonts w:ascii="Consolas" w:hAnsi="Consolas" w:cs="Consolas"/>
+          <w:color w:val="000000"/>
+          <w:sz w:val="20"/>
+          <w:szCs w:val="20"/>
+        </w:rPr>
+        <w:tab/>
+      </w:r>
+      <w:r>
+        <w:rPr>
+          <w:rFonts w:ascii="Consolas" w:hAnsi="Consolas" w:cs="Consolas"/>
+          <w:color w:val="000000"/>
+          <w:sz w:val="20"/>
+          <w:szCs w:val="20"/>
+        </w:rPr>
+        <w:tab/>
+      </w:r>
+      <w:proofErr w:type="gramStart"/>
+      <w:r>
+        <w:rPr>
+          <w:rFonts w:ascii="Consolas" w:hAnsi="Consolas" w:cs="Consolas"/>
+          <w:b/>
+          <w:bCs/>
+          <w:color w:val="7F0055"/>
+          <w:sz w:val="20"/>
+          <w:szCs w:val="20"/>
+        </w:rPr>
+        <w:t>for</w:t>
+      </w:r>
+      <w:r>
+        <w:rPr>
+          <w:rFonts w:ascii="Consolas" w:hAnsi="Consolas" w:cs="Consolas"/>
+          <w:color w:val="000000"/>
+          <w:sz w:val="20"/>
+          <w:szCs w:val="20"/>
+        </w:rPr>
+        <w:t>(</w:t>
+      </w:r>
+      <w:proofErr w:type="gramEnd"/>
+      <w:r>
+        <w:rPr>
+          <w:rFonts w:ascii="Consolas" w:hAnsi="Consolas" w:cs="Consolas"/>
+          <w:b/>
+          <w:bCs/>
+          <w:color w:val="7F0055"/>
+          <w:sz w:val="20"/>
+          <w:szCs w:val="20"/>
+        </w:rPr>
+        <w:t>int</w:t>
+      </w:r>
+      <w:r>
+        <w:rPr>
+          <w:rFonts w:ascii="Consolas" w:hAnsi="Consolas" w:cs="Consolas"/>
+          <w:color w:val="000000"/>
+          <w:sz w:val="20"/>
+          <w:szCs w:val="20"/>
+        </w:rPr>
+        <w:t xml:space="preserve"> </w:t>
+      </w:r>
+      <w:proofErr w:type="spellStart"/>
+      <w:r>
+        <w:rPr>
+          <w:rFonts w:ascii="Consolas" w:hAnsi="Consolas" w:cs="Consolas"/>
+          <w:color w:val="6A3E3E"/>
+          <w:sz w:val="20"/>
+          <w:szCs w:val="20"/>
+        </w:rPr>
+        <w:t>i</w:t>
+      </w:r>
+      <w:proofErr w:type="spellEnd"/>
+      <w:r>
+        <w:rPr>
+          <w:rFonts w:ascii="Consolas" w:hAnsi="Consolas" w:cs="Consolas"/>
+          <w:color w:val="000000"/>
+          <w:sz w:val="20"/>
+          <w:szCs w:val="20"/>
+        </w:rPr>
+        <w:t>=0;</w:t>
+      </w:r>
+      <w:r>
+        <w:rPr>
+          <w:rFonts w:ascii="Consolas" w:hAnsi="Consolas" w:cs="Consolas"/>
+          <w:color w:val="6A3E3E"/>
+          <w:sz w:val="20"/>
+          <w:szCs w:val="20"/>
+        </w:rPr>
+        <w:t>i</w:t>
+      </w:r>
+      <w:r>
+        <w:rPr>
+          <w:rFonts w:ascii="Consolas" w:hAnsi="Consolas" w:cs="Consolas"/>
+          <w:color w:val="000000"/>
+          <w:sz w:val="20"/>
+          <w:szCs w:val="20"/>
+        </w:rPr>
+        <w:t>&lt;</w:t>
+      </w:r>
+      <w:proofErr w:type="spellStart"/>
+      <w:r>
+        <w:rPr>
+          <w:rFonts w:ascii="Consolas" w:hAnsi="Consolas" w:cs="Consolas"/>
+          <w:color w:val="6A3E3E"/>
+          <w:sz w:val="20"/>
+          <w:szCs w:val="20"/>
+        </w:rPr>
+        <w:t>k</w:t>
+      </w:r>
+      <w:r>
+        <w:rPr>
+          <w:rFonts w:ascii="Consolas" w:hAnsi="Consolas" w:cs="Consolas"/>
+          <w:color w:val="000000"/>
+          <w:sz w:val="20"/>
+          <w:szCs w:val="20"/>
+        </w:rPr>
+        <w:t>;</w:t>
+      </w:r>
+      <w:r>
+        <w:rPr>
+          <w:rFonts w:ascii="Consolas" w:hAnsi="Consolas" w:cs="Consolas"/>
+          <w:color w:val="6A3E3E"/>
+          <w:sz w:val="20"/>
+          <w:szCs w:val="20"/>
+        </w:rPr>
+        <w:t>i</w:t>
+      </w:r>
+      <w:proofErr w:type="spellEnd"/>
+      <w:r>
+        <w:rPr>
+          <w:rFonts w:ascii="Consolas" w:hAnsi="Consolas" w:cs="Consolas"/>
+          <w:color w:val="000000"/>
+          <w:sz w:val="20"/>
+          <w:szCs w:val="20"/>
+        </w:rPr>
+        <w:t>++)</w:t>
+      </w:r>
+    </w:p>
+    <w:p>
+      <w:pPr>
+        <w:autoSpaceDE w:val="0"/>
+        <w:autoSpaceDN w:val="0"/>
+        <w:adjustRightInd w:val="0"/>
+        <w:spacing w:after="0" w:line="240" w:lineRule="auto"/>
+        <w:rPr>
+          <w:rFonts w:ascii="Consolas" w:hAnsi="Consolas" w:cs="Consolas"/>
+          <w:sz w:val="20"/>
+          <w:szCs w:val="20"/>
+        </w:rPr>
+      </w:pPr>
+      <w:r>
+        <w:rPr>
+          <w:rFonts w:ascii="Consolas" w:hAnsi="Consolas" w:cs="Consolas"/>
+          <w:color w:val="000000"/>
+          <w:sz w:val="20"/>
+          <w:szCs w:val="20"/>
+        </w:rPr>
+        <w:tab/>
+      </w:r>
+      <w:r>
+        <w:rPr>
+          <w:rFonts w:ascii="Consolas" w:hAnsi="Consolas" w:cs="Consolas"/>
+          <w:color w:val="000000"/>
+          <w:sz w:val="20"/>
+          <w:szCs w:val="20"/>
+        </w:rPr>
+        <w:tab/>
+        <w:t>{</w:t>
+      </w:r>
+    </w:p>
+    <w:p>
+      <w:pPr>
+        <w:autoSpaceDE w:val="0"/>
+        <w:autoSpaceDN w:val="0"/>
+        <w:adjustRightInd w:val="0"/>
+        <w:spacing w:after="0" w:line="240" w:lineRule="auto"/>
+        <w:rPr>
+          <w:rFonts w:ascii="Consolas" w:hAnsi="Consolas" w:cs="Consolas"/>
+          <w:sz w:val="20"/>
+          <w:szCs w:val="20"/>
+        </w:rPr>
+      </w:pPr>
+      <w:r>
+        <w:rPr>
+          <w:rFonts w:ascii="Consolas" w:hAnsi="Consolas" w:cs="Consolas"/>
+          <w:color w:val="000000"/>
+          <w:sz w:val="20"/>
+          <w:szCs w:val="20"/>
+        </w:rPr>
+        <w:tab/>
+      </w:r>
+      <w:r>
+        <w:rPr>
+          <w:rFonts w:ascii="Consolas" w:hAnsi="Consolas" w:cs="Consolas"/>
+          <w:color w:val="000000"/>
+          <w:sz w:val="20"/>
+          <w:szCs w:val="20"/>
+        </w:rPr>
+        <w:tab/>
+      </w:r>
+      <w:r>
+        <w:rPr>
+          <w:rFonts w:ascii="Consolas" w:hAnsi="Consolas" w:cs="Consolas"/>
+          <w:color w:val="000000"/>
+          <w:sz w:val="20"/>
+          <w:szCs w:val="20"/>
+        </w:rPr>
+        <w:tab/>
+      </w:r>
+      <w:proofErr w:type="spellStart"/>
+      <w:r>
+        <w:rPr>
+          <w:rFonts w:ascii="Consolas" w:hAnsi="Consolas" w:cs="Consolas"/>
+          <w:color w:val="6A3E3E"/>
+          <w:sz w:val="20"/>
+          <w:szCs w:val="20"/>
+        </w:rPr>
+        <w:t>result</w:t>
+      </w:r>
+      <w:r>
+        <w:rPr>
+          <w:rFonts w:ascii="Consolas" w:hAnsi="Consolas" w:cs="Consolas"/>
+          <w:color w:val="000000"/>
+          <w:sz w:val="20"/>
+          <w:szCs w:val="20"/>
+        </w:rPr>
+        <w:t>.add</w:t>
+      </w:r>
+      <w:proofErr w:type="spellEnd"/>
+      <w:r>
+        <w:rPr>
+          <w:rFonts w:ascii="Consolas" w:hAnsi="Consolas" w:cs="Consolas"/>
+          <w:color w:val="000000"/>
+          <w:sz w:val="20"/>
+          <w:szCs w:val="20"/>
+        </w:rPr>
+        <w:t>(</w:t>
+      </w:r>
+      <w:proofErr w:type="spellStart"/>
+      <w:r>
+        <w:rPr>
+          <w:rFonts w:ascii="Consolas" w:hAnsi="Consolas" w:cs="Consolas"/>
+          <w:color w:val="6A3E3E"/>
+          <w:sz w:val="20"/>
+          <w:szCs w:val="20"/>
+        </w:rPr>
+        <w:t>arrCopy</w:t>
+      </w:r>
+      <w:r>
+        <w:rPr>
+          <w:rFonts w:ascii="Consolas" w:hAnsi="Consolas" w:cs="Consolas"/>
+          <w:color w:val="000000"/>
+          <w:sz w:val="20"/>
+          <w:szCs w:val="20"/>
+        </w:rPr>
+        <w:t>.get</w:t>
+      </w:r>
+      <w:proofErr w:type="spellEnd"/>
+      <w:r>
+        <w:rPr>
+          <w:rFonts w:ascii="Consolas" w:hAnsi="Consolas" w:cs="Consolas"/>
+          <w:color w:val="000000"/>
+          <w:sz w:val="20"/>
+          <w:szCs w:val="20"/>
+        </w:rPr>
+        <w:t>(</w:t>
+      </w:r>
+      <w:proofErr w:type="spellStart"/>
+      <w:r>
+        <w:rPr>
+          <w:rFonts w:ascii="Consolas" w:hAnsi="Consolas" w:cs="Consolas"/>
+          <w:color w:val="6A3E3E"/>
+          <w:sz w:val="20"/>
+          <w:szCs w:val="20"/>
+        </w:rPr>
+        <w:t>i</w:t>
+      </w:r>
+      <w:proofErr w:type="spellEnd"/>
+      <w:r>
+        <w:rPr>
+          <w:rFonts w:ascii="Consolas" w:hAnsi="Consolas" w:cs="Consolas"/>
+          <w:color w:val="000000"/>
+          <w:sz w:val="20"/>
+          <w:szCs w:val="20"/>
+        </w:rPr>
+        <w:t>));</w:t>
+      </w:r>
+    </w:p>
+    <w:p>
+      <w:pPr>
+        <w:autoSpaceDE w:val="0"/>
+        <w:autoSpaceDN w:val="0"/>
+        <w:adjustRightInd w:val="0"/>
+        <w:spacing w:after="0" w:line="240" w:lineRule="auto"/>
+        <w:rPr>
+          <w:rFonts w:ascii="Consolas" w:hAnsi="Consolas" w:cs="Consolas"/>
+          <w:sz w:val="20"/>
+          <w:szCs w:val="20"/>
+        </w:rPr>
+      </w:pPr>
+      <w:r>
+        <w:rPr>
+          <w:rFonts w:ascii="Consolas" w:hAnsi="Consolas" w:cs="Consolas"/>
+          <w:color w:val="000000"/>
+          <w:sz w:val="20"/>
+          <w:szCs w:val="20"/>
+        </w:rPr>
+        <w:tab/>
+      </w:r>
+      <w:r>
+        <w:rPr>
+          <w:rFonts w:ascii="Consolas" w:hAnsi="Consolas" w:cs="Consolas"/>
+          <w:color w:val="000000"/>
+          <w:sz w:val="20"/>
+          <w:szCs w:val="20"/>
+        </w:rPr>
+        <w:tab/>
+        <w:t>}</w:t>
+      </w:r>
+    </w:p>
+    <w:p>
+      <w:pPr>
+        <w:autoSpaceDE w:val="0"/>
+        <w:autoSpaceDN w:val="0"/>
+        <w:adjustRightInd w:val="0"/>
+        <w:spacing w:after="0" w:line="240" w:lineRule="auto"/>
+        <w:rPr>
+          <w:rFonts w:ascii="Consolas" w:hAnsi="Consolas" w:cs="Consolas"/>
+          <w:sz w:val="20"/>
+          <w:szCs w:val="20"/>
+        </w:rPr>
+      </w:pPr>
+      <w:r>
+        <w:rPr>
+          <w:rFonts w:ascii="Consolas" w:hAnsi="Consolas" w:cs="Consolas"/>
+          <w:color w:val="3F7F5F"/>
+          <w:sz w:val="20"/>
+          <w:szCs w:val="20"/>
+        </w:rPr>
+        <w:t>//</w:t>
+      </w:r>
+      <w:r>
+        <w:rPr>
+          <w:rFonts w:ascii="Consolas" w:hAnsi="Consolas" w:cs="Consolas"/>
+          <w:color w:val="3F7F5F"/>
+          <w:sz w:val="20"/>
+          <w:szCs w:val="20"/>
+        </w:rPr>
+        <w:tab/>
+      </w:r>
+      <w:r>
+        <w:rPr>
+          <w:rFonts w:ascii="Consolas" w:hAnsi="Consolas" w:cs="Consolas"/>
+          <w:color w:val="3F7F5F"/>
+          <w:sz w:val="20"/>
+          <w:szCs w:val="20"/>
+        </w:rPr>
+        <w:tab/>
+      </w:r>
+      <w:proofErr w:type="spellStart"/>
+      <w:r>
+        <w:rPr>
+          <w:rFonts w:ascii="Consolas" w:hAnsi="Consolas" w:cs="Consolas"/>
+          <w:color w:val="3F7F5F"/>
+          <w:sz w:val="20"/>
+          <w:szCs w:val="20"/>
+        </w:rPr>
+        <w:t>System.out.println</w:t>
+      </w:r>
+      <w:proofErr w:type="spellEnd"/>
+      <w:r>
+        <w:rPr>
+          <w:rFonts w:ascii="Consolas" w:hAnsi="Consolas" w:cs="Consolas"/>
+          <w:color w:val="3F7F5F"/>
+          <w:sz w:val="20"/>
+          <w:szCs w:val="20"/>
+        </w:rPr>
+        <w:t>(result);</w:t>
+      </w:r>
+    </w:p>
+    <w:p>
+      <w:pPr>
+        <w:autoSpaceDE w:val="0"/>
+        <w:autoSpaceDN w:val="0"/>
+        <w:adjustRightInd w:val="0"/>
+        <w:spacing w:after="0" w:line="240" w:lineRule="auto"/>
+        <w:rPr>
+          <w:rFonts w:ascii="Consolas" w:hAnsi="Consolas" w:cs="Consolas"/>
+          <w:sz w:val="20"/>
+          <w:szCs w:val="20"/>
+        </w:rPr>
+      </w:pPr>
+      <w:r>
+        <w:rPr>
+          <w:rFonts w:ascii="Consolas" w:hAnsi="Consolas" w:cs="Consolas"/>
+          <w:color w:val="000000"/>
+          <w:sz w:val="20"/>
+          <w:szCs w:val="20"/>
+        </w:rPr>
+        <w:tab/>
+      </w:r>
+      <w:r>
+        <w:rPr>
+          <w:rFonts w:ascii="Consolas" w:hAnsi="Consolas" w:cs="Consolas"/>
+          <w:color w:val="000000"/>
+          <w:sz w:val="20"/>
+          <w:szCs w:val="20"/>
+        </w:rPr>
+        <w:tab/>
+      </w:r>
+      <w:r>
+        <w:rPr>
+          <w:rFonts w:ascii="Consolas" w:hAnsi="Consolas" w:cs="Consolas"/>
+          <w:color w:val="3F7F5F"/>
+          <w:sz w:val="20"/>
+          <w:szCs w:val="20"/>
+        </w:rPr>
+        <w:t>//walk through original array and add elements to result (</w:t>
+      </w:r>
+      <w:proofErr w:type="spellStart"/>
+      <w:r>
+        <w:rPr>
+          <w:rFonts w:ascii="Consolas" w:hAnsi="Consolas" w:cs="Consolas"/>
+          <w:color w:val="3F7F5F"/>
+          <w:sz w:val="20"/>
+          <w:szCs w:val="20"/>
+          <w:u w:val="single"/>
+        </w:rPr>
+        <w:t>condionally</w:t>
+      </w:r>
+      <w:proofErr w:type="spellEnd"/>
+      <w:r>
+        <w:rPr>
+          <w:rFonts w:ascii="Consolas" w:hAnsi="Consolas" w:cs="Consolas"/>
+          <w:color w:val="3F7F5F"/>
+          <w:sz w:val="20"/>
+          <w:szCs w:val="20"/>
+        </w:rPr>
+        <w:t>)</w:t>
+      </w:r>
+    </w:p>
+    <w:p>
+      <w:pPr>
+        <w:autoSpaceDE w:val="0"/>
+        <w:autoSpaceDN w:val="0"/>
+        <w:adjustRightInd w:val="0"/>
+        <w:spacing w:after="0" w:line="240" w:lineRule="auto"/>
+        <w:rPr>
+          <w:rFonts w:ascii="Consolas" w:hAnsi="Consolas" w:cs="Consolas"/>
+          <w:sz w:val="20"/>
+          <w:szCs w:val="20"/>
+        </w:rPr>
+      </w:pPr>
+      <w:r>
+        <w:rPr>
+          <w:rFonts w:ascii="Consolas" w:hAnsi="Consolas" w:cs="Consolas"/>
+          <w:color w:val="000000"/>
+          <w:sz w:val="20"/>
+          <w:szCs w:val="20"/>
+        </w:rPr>
+        <w:tab/>
+      </w:r>
+      <w:r>
+        <w:rPr>
+          <w:rFonts w:ascii="Consolas" w:hAnsi="Consolas" w:cs="Consolas"/>
+          <w:color w:val="000000"/>
+          <w:sz w:val="20"/>
+          <w:szCs w:val="20"/>
+        </w:rPr>
+        <w:tab/>
+      </w:r>
+      <w:proofErr w:type="gramStart"/>
+      <w:r>
+        <w:rPr>
+          <w:rFonts w:ascii="Consolas" w:hAnsi="Consolas" w:cs="Consolas"/>
+          <w:b/>
+          <w:bCs/>
+          <w:color w:val="7F0055"/>
+          <w:sz w:val="20"/>
+          <w:szCs w:val="20"/>
+        </w:rPr>
+        <w:t>for</w:t>
+      </w:r>
+      <w:r>
+        <w:rPr>
+          <w:rFonts w:ascii="Consolas" w:hAnsi="Consolas" w:cs="Consolas"/>
+          <w:color w:val="000000"/>
+          <w:sz w:val="20"/>
+          <w:szCs w:val="20"/>
+        </w:rPr>
+        <w:t>(</w:t>
+      </w:r>
+      <w:proofErr w:type="gramEnd"/>
+      <w:r>
+        <w:rPr>
+          <w:rFonts w:ascii="Consolas" w:hAnsi="Consolas" w:cs="Consolas"/>
+          <w:b/>
+          <w:bCs/>
+          <w:color w:val="7F0055"/>
+          <w:sz w:val="20"/>
+          <w:szCs w:val="20"/>
+        </w:rPr>
+        <w:t>int</w:t>
+      </w:r>
+      <w:r>
+        <w:rPr>
+          <w:rFonts w:ascii="Consolas" w:hAnsi="Consolas" w:cs="Consolas"/>
+          <w:color w:val="000000"/>
+          <w:sz w:val="20"/>
+          <w:szCs w:val="20"/>
+        </w:rPr>
+        <w:t xml:space="preserve"> </w:t>
+      </w:r>
+      <w:proofErr w:type="spellStart"/>
+      <w:r>
+        <w:rPr>
+          <w:rFonts w:ascii="Consolas" w:hAnsi="Consolas" w:cs="Consolas"/>
+          <w:color w:val="6A3E3E"/>
+          <w:sz w:val="20"/>
+          <w:szCs w:val="20"/>
+        </w:rPr>
+        <w:t>i</w:t>
+      </w:r>
+      <w:proofErr w:type="spellEnd"/>
+      <w:r>
+        <w:rPr>
+          <w:rFonts w:ascii="Consolas" w:hAnsi="Consolas" w:cs="Consolas"/>
+          <w:color w:val="000000"/>
+          <w:sz w:val="20"/>
+          <w:szCs w:val="20"/>
+        </w:rPr>
+        <w:t>=0;</w:t>
+      </w:r>
+      <w:r>
+        <w:rPr>
+          <w:rFonts w:ascii="Consolas" w:hAnsi="Consolas" w:cs="Consolas"/>
+          <w:color w:val="6A3E3E"/>
+          <w:sz w:val="20"/>
+          <w:szCs w:val="20"/>
+        </w:rPr>
+        <w:t>i</w:t>
+      </w:r>
+      <w:r>
+        <w:rPr>
+          <w:rFonts w:ascii="Consolas" w:hAnsi="Consolas" w:cs="Consolas"/>
+          <w:color w:val="000000"/>
+          <w:sz w:val="20"/>
+          <w:szCs w:val="20"/>
+        </w:rPr>
+        <w:t>&lt;</w:t>
+      </w:r>
+      <w:proofErr w:type="spellStart"/>
+      <w:r>
+        <w:rPr>
+          <w:rFonts w:ascii="Consolas" w:hAnsi="Consolas" w:cs="Consolas"/>
+          <w:color w:val="6A3E3E"/>
+          <w:sz w:val="20"/>
+          <w:szCs w:val="20"/>
+        </w:rPr>
+        <w:t>n</w:t>
+      </w:r>
+      <w:r>
+        <w:rPr>
+          <w:rFonts w:ascii="Consolas" w:hAnsi="Consolas" w:cs="Consolas"/>
+          <w:color w:val="000000"/>
+          <w:sz w:val="20"/>
+          <w:szCs w:val="20"/>
+        </w:rPr>
+        <w:t>;</w:t>
+      </w:r>
+      <w:r>
+        <w:rPr>
+          <w:rFonts w:ascii="Consolas" w:hAnsi="Consolas" w:cs="Consolas"/>
+          <w:color w:val="6A3E3E"/>
+          <w:sz w:val="20"/>
+          <w:szCs w:val="20"/>
+        </w:rPr>
+        <w:t>i</w:t>
+      </w:r>
+      <w:proofErr w:type="spellEnd"/>
+      <w:r>
+        <w:rPr>
+          <w:rFonts w:ascii="Consolas" w:hAnsi="Consolas" w:cs="Consolas"/>
+          <w:color w:val="000000"/>
+          <w:sz w:val="20"/>
+          <w:szCs w:val="20"/>
+        </w:rPr>
+        <w:t>++)</w:t>
+      </w:r>
+    </w:p>
+    <w:p>
+      <w:pPr>
+        <w:autoSpaceDE w:val="0"/>
+        <w:autoSpaceDN w:val="0"/>
+        <w:adjustRightInd w:val="0"/>
+        <w:spacing w:after="0" w:line="240" w:lineRule="auto"/>
+        <w:rPr>
+          <w:rFonts w:ascii="Consolas" w:hAnsi="Consolas" w:cs="Consolas"/>
+          <w:sz w:val="20"/>
+          <w:szCs w:val="20"/>
+        </w:rPr>
+      </w:pPr>
+      <w:r>
+        <w:rPr>
+          <w:rFonts w:ascii="Consolas" w:hAnsi="Consolas" w:cs="Consolas"/>
+          <w:color w:val="000000"/>
+          <w:sz w:val="20"/>
+          <w:szCs w:val="20"/>
+        </w:rPr>
+        <w:tab/>
+      </w:r>
+      <w:r>
+        <w:rPr>
+          <w:rFonts w:ascii="Consolas" w:hAnsi="Consolas" w:cs="Consolas"/>
+          <w:color w:val="000000"/>
+          <w:sz w:val="20"/>
+          <w:szCs w:val="20"/>
+        </w:rPr>
+        <w:tab/>
+        <w:t>{</w:t>
+      </w:r>
+    </w:p>
+    <w:p>
+      <w:pPr>
+        <w:autoSpaceDE w:val="0"/>
+        <w:autoSpaceDN w:val="0"/>
+        <w:adjustRightInd w:val="0"/>
+        <w:spacing w:after="0" w:line="240" w:lineRule="auto"/>
+        <w:rPr>
+          <w:rFonts w:ascii="Consolas" w:hAnsi="Consolas" w:cs="Consolas"/>
+          <w:sz w:val="20"/>
+          <w:szCs w:val="20"/>
+        </w:rPr>
+      </w:pPr>
+      <w:r>
+        <w:rPr>
+          <w:rFonts w:ascii="Consolas" w:hAnsi="Consolas" w:cs="Consolas"/>
+          <w:color w:val="000000"/>
+          <w:sz w:val="20"/>
+          <w:szCs w:val="20"/>
+        </w:rPr>
+        <w:tab/>
+      </w:r>
+      <w:r>
+        <w:rPr>
+          <w:rFonts w:ascii="Consolas" w:hAnsi="Consolas" w:cs="Consolas"/>
+          <w:color w:val="000000"/>
+          <w:sz w:val="20"/>
+          <w:szCs w:val="20"/>
+        </w:rPr>
+        <w:tab/>
+      </w:r>
+      <w:r>
+        <w:rPr>
+          <w:rFonts w:ascii="Consolas" w:hAnsi="Consolas" w:cs="Consolas"/>
+          <w:color w:val="000000"/>
+          <w:sz w:val="20"/>
+          <w:szCs w:val="20"/>
+        </w:rPr>
+        <w:tab/>
+      </w:r>
+      <w:r>
+        <w:rPr>
+          <w:rFonts w:ascii="Consolas" w:hAnsi="Consolas" w:cs="Consolas"/>
+          <w:color w:val="3F7F5F"/>
+          <w:sz w:val="20"/>
+          <w:szCs w:val="20"/>
+        </w:rPr>
+        <w:t>//if this current element is not found in result</w:t>
+      </w:r>
+    </w:p>
+    <w:p>
+      <w:pPr>
+        <w:autoSpaceDE w:val="0"/>
+        <w:autoSpaceDN w:val="0"/>
+        <w:adjustRightInd w:val="0"/>
+        <w:spacing w:after="0" w:line="240" w:lineRule="auto"/>
+        <w:rPr>
+          <w:rFonts w:ascii="Consolas" w:hAnsi="Consolas" w:cs="Consolas"/>
+          <w:sz w:val="20"/>
+          <w:szCs w:val="20"/>
+        </w:rPr>
+      </w:pPr>
+      <w:r>
+        <w:rPr>
+          <w:rFonts w:ascii="Consolas" w:hAnsi="Consolas" w:cs="Consolas"/>
+          <w:color w:val="000000"/>
+          <w:sz w:val="20"/>
+          <w:szCs w:val="20"/>
+        </w:rPr>
+        <w:tab/>
+      </w:r>
+      <w:r>
+        <w:rPr>
+          <w:rFonts w:ascii="Consolas" w:hAnsi="Consolas" w:cs="Consolas"/>
+          <w:color w:val="000000"/>
+          <w:sz w:val="20"/>
+          <w:szCs w:val="20"/>
+        </w:rPr>
+        <w:tab/>
+      </w:r>
+      <w:r>
+        <w:rPr>
+          <w:rFonts w:ascii="Consolas" w:hAnsi="Consolas" w:cs="Consolas"/>
+          <w:color w:val="000000"/>
+          <w:sz w:val="20"/>
+          <w:szCs w:val="20"/>
+        </w:rPr>
+        <w:tab/>
+      </w:r>
+      <w:r>
+        <w:rPr>
+          <w:rFonts w:ascii="Consolas" w:hAnsi="Consolas" w:cs="Consolas"/>
+          <w:b/>
+          <w:bCs/>
+          <w:color w:val="7F0055"/>
+          <w:sz w:val="20"/>
+          <w:szCs w:val="20"/>
+        </w:rPr>
+        <w:t>if</w:t>
+      </w:r>
+      <w:proofErr w:type="gramStart"/>
+      <w:r>
+        <w:rPr>
+          <w:rFonts w:ascii="Consolas" w:hAnsi="Consolas" w:cs="Consolas"/>
+          <w:color w:val="000000"/>
+          <w:sz w:val="20"/>
+          <w:szCs w:val="20"/>
+        </w:rPr>
+        <w:t>(!</w:t>
+      </w:r>
+      <w:proofErr w:type="spellStart"/>
+      <w:r>
+        <w:rPr>
+          <w:rFonts w:ascii="Consolas" w:hAnsi="Consolas" w:cs="Consolas"/>
+          <w:color w:val="6A3E3E"/>
+          <w:sz w:val="20"/>
+          <w:szCs w:val="20"/>
+        </w:rPr>
+        <w:t>result</w:t>
+      </w:r>
+      <w:proofErr w:type="gramEnd"/>
+      <w:r>
+        <w:rPr>
+          <w:rFonts w:ascii="Consolas" w:hAnsi="Consolas" w:cs="Consolas"/>
+          <w:color w:val="000000"/>
+          <w:sz w:val="20"/>
+          <w:szCs w:val="20"/>
+        </w:rPr>
+        <w:t>.contains</w:t>
+      </w:r>
+      <w:proofErr w:type="spellEnd"/>
+      <w:r>
+        <w:rPr>
+          <w:rFonts w:ascii="Consolas" w:hAnsi="Consolas" w:cs="Consolas"/>
+          <w:color w:val="000000"/>
+          <w:sz w:val="20"/>
+          <w:szCs w:val="20"/>
+        </w:rPr>
+        <w:t>(</w:t>
+      </w:r>
+      <w:proofErr w:type="spellStart"/>
+      <w:r>
+        <w:rPr>
+          <w:rFonts w:ascii="Consolas" w:hAnsi="Consolas" w:cs="Consolas"/>
+          <w:color w:val="6A3E3E"/>
+          <w:sz w:val="20"/>
+          <w:szCs w:val="20"/>
+        </w:rPr>
+        <w:t>arr</w:t>
+      </w:r>
+      <w:proofErr w:type="spellEnd"/>
+      <w:r>
+        <w:rPr>
+          <w:rFonts w:ascii="Consolas" w:hAnsi="Consolas" w:cs="Consolas"/>
+          <w:color w:val="000000"/>
+          <w:sz w:val="20"/>
+          <w:szCs w:val="20"/>
+        </w:rPr>
+        <w:t>[</w:t>
+      </w:r>
+      <w:proofErr w:type="spellStart"/>
+      <w:r>
+        <w:rPr>
+          <w:rFonts w:ascii="Consolas" w:hAnsi="Consolas" w:cs="Consolas"/>
+          <w:color w:val="6A3E3E"/>
+          <w:sz w:val="20"/>
+          <w:szCs w:val="20"/>
+        </w:rPr>
+        <w:t>i</w:t>
+      </w:r>
+      <w:proofErr w:type="spellEnd"/>
+      <w:r>
+        <w:rPr>
+          <w:rFonts w:ascii="Consolas" w:hAnsi="Consolas" w:cs="Consolas"/>
+          <w:color w:val="000000"/>
+          <w:sz w:val="20"/>
+          <w:szCs w:val="20"/>
+        </w:rPr>
+        <w:t>]))</w:t>
+      </w:r>
+    </w:p>
+    <w:p>
+      <w:pPr>
+        <w:autoSpaceDE w:val="0"/>
+        <w:autoSpaceDN w:val="0"/>
+        <w:adjustRightInd w:val="0"/>
+        <w:spacing w:after="0" w:line="240" w:lineRule="auto"/>
+        <w:rPr>
+          <w:rFonts w:ascii="Consolas" w:hAnsi="Consolas" w:cs="Consolas"/>
+          <w:sz w:val="20"/>
+          <w:szCs w:val="20"/>
+        </w:rPr>
+      </w:pPr>
+      <w:r>
+        <w:rPr>
+          <w:rFonts w:ascii="Consolas" w:hAnsi="Consolas" w:cs="Consolas"/>
+          <w:color w:val="000000"/>
+          <w:sz w:val="20"/>
+          <w:szCs w:val="20"/>
+        </w:rPr>
+        <w:tab/>
+      </w:r>
+      <w:r>
+        <w:rPr>
+          <w:rFonts w:ascii="Consolas" w:hAnsi="Consolas" w:cs="Consolas"/>
+          <w:color w:val="000000"/>
+          <w:sz w:val="20"/>
+          <w:szCs w:val="20"/>
+        </w:rPr>
+        <w:tab/>
+      </w:r>
+      <w:r>
+        <w:rPr>
+          <w:rFonts w:ascii="Consolas" w:hAnsi="Consolas" w:cs="Consolas"/>
+          <w:color w:val="000000"/>
+          <w:sz w:val="20"/>
+          <w:szCs w:val="20"/>
+        </w:rPr>
+        <w:tab/>
+      </w:r>
+      <w:r>
+        <w:rPr>
+          <w:rFonts w:ascii="Consolas" w:hAnsi="Consolas" w:cs="Consolas"/>
+          <w:color w:val="000000"/>
+          <w:sz w:val="20"/>
+          <w:szCs w:val="20"/>
+        </w:rPr>
+        <w:tab/>
+      </w:r>
+      <w:proofErr w:type="spellStart"/>
+      <w:r>
+        <w:rPr>
+          <w:rFonts w:ascii="Consolas" w:hAnsi="Consolas" w:cs="Consolas"/>
+          <w:color w:val="6A3E3E"/>
+          <w:sz w:val="20"/>
+          <w:szCs w:val="20"/>
+        </w:rPr>
+        <w:t>result</w:t>
+      </w:r>
+      <w:r>
+        <w:rPr>
+          <w:rFonts w:ascii="Consolas" w:hAnsi="Consolas" w:cs="Consolas"/>
+          <w:color w:val="000000"/>
+          <w:sz w:val="20"/>
+          <w:szCs w:val="20"/>
+        </w:rPr>
+        <w:t>.add</w:t>
+      </w:r>
+      <w:proofErr w:type="spellEnd"/>
+      <w:r>
+        <w:rPr>
+          <w:rFonts w:ascii="Consolas" w:hAnsi="Consolas" w:cs="Consolas"/>
+          <w:color w:val="000000"/>
+          <w:sz w:val="20"/>
+          <w:szCs w:val="20"/>
+        </w:rPr>
+        <w:t>(</w:t>
+      </w:r>
+      <w:proofErr w:type="spellStart"/>
+      <w:r>
+        <w:rPr>
+          <w:rFonts w:ascii="Consolas" w:hAnsi="Consolas" w:cs="Consolas"/>
+          <w:color w:val="6A3E3E"/>
+          <w:sz w:val="20"/>
+          <w:szCs w:val="20"/>
+        </w:rPr>
+        <w:t>arr</w:t>
+      </w:r>
+      <w:proofErr w:type="spellEnd"/>
+      <w:r>
+        <w:rPr>
+          <w:rFonts w:ascii="Consolas" w:hAnsi="Consolas" w:cs="Consolas"/>
+          <w:color w:val="000000"/>
+          <w:sz w:val="20"/>
+          <w:szCs w:val="20"/>
+        </w:rPr>
+        <w:t>[</w:t>
+      </w:r>
+      <w:proofErr w:type="spellStart"/>
+      <w:r>
+        <w:rPr>
+          <w:rFonts w:ascii="Consolas" w:hAnsi="Consolas" w:cs="Consolas"/>
+          <w:color w:val="6A3E3E"/>
+          <w:sz w:val="20"/>
+          <w:szCs w:val="20"/>
+        </w:rPr>
+        <w:t>i</w:t>
+      </w:r>
+      <w:proofErr w:type="spellEnd"/>
+      <w:r>
+        <w:rPr>
+          <w:rFonts w:ascii="Consolas" w:hAnsi="Consolas" w:cs="Consolas"/>
+          <w:color w:val="000000"/>
+          <w:sz w:val="20"/>
+          <w:szCs w:val="20"/>
+        </w:rPr>
+        <w:t>]);</w:t>
+      </w:r>
+    </w:p>
+    <w:p>
+      <w:pPr>
+        <w:autoSpaceDE w:val="0"/>
+        <w:autoSpaceDN w:val="0"/>
+        <w:adjustRightInd w:val="0"/>
+        <w:spacing w:after="0" w:line="240" w:lineRule="auto"/>
+        <w:rPr>
+          <w:rFonts w:ascii="Consolas" w:hAnsi="Consolas" w:cs="Consolas"/>
+          <w:sz w:val="20"/>
+          <w:szCs w:val="20"/>
+        </w:rPr>
+      </w:pPr>
+      <w:r>
+        <w:rPr>
+          <w:rFonts w:ascii="Consolas" w:hAnsi="Consolas" w:cs="Consolas"/>
+          <w:color w:val="000000"/>
+          <w:sz w:val="20"/>
+          <w:szCs w:val="20"/>
+        </w:rPr>
+        <w:tab/>
+      </w:r>
+      <w:r>
+        <w:rPr>
+          <w:rFonts w:ascii="Consolas" w:hAnsi="Consolas" w:cs="Consolas"/>
+          <w:color w:val="000000"/>
+          <w:sz w:val="20"/>
+          <w:szCs w:val="20"/>
+        </w:rPr>
+        <w:tab/>
+        <w:t>}</w:t>
+      </w:r>
+    </w:p>
+    <w:p>
+      <w:pPr>
+        <w:autoSpaceDE w:val="0"/>
+        <w:autoSpaceDN w:val="0"/>
+        <w:adjustRightInd w:val="0"/>
+        <w:spacing w:after="0" w:line="240" w:lineRule="auto"/>
+        <w:rPr>
+          <w:rFonts w:ascii="Consolas" w:hAnsi="Consolas" w:cs="Consolas"/>
+          <w:sz w:val="20"/>
+          <w:szCs w:val="20"/>
+        </w:rPr>
+      </w:pPr>
+      <w:r>
+        <w:rPr>
+          <w:rFonts w:ascii="Consolas" w:hAnsi="Consolas" w:cs="Consolas"/>
+          <w:color w:val="000000"/>
+          <w:sz w:val="20"/>
+          <w:szCs w:val="20"/>
+        </w:rPr>
+        <w:tab/>
+      </w:r>
+      <w:r>
+        <w:rPr>
+          <w:rFonts w:ascii="Consolas" w:hAnsi="Consolas" w:cs="Consolas"/>
+          <w:color w:val="000000"/>
+          <w:sz w:val="20"/>
+          <w:szCs w:val="20"/>
+        </w:rPr>
+        <w:tab/>
+      </w:r>
+      <w:proofErr w:type="spellStart"/>
+      <w:r>
+        <w:rPr>
+          <w:rFonts w:ascii="Consolas" w:hAnsi="Consolas" w:cs="Consolas"/>
+          <w:color w:val="000000"/>
+          <w:sz w:val="20"/>
+          <w:szCs w:val="20"/>
+        </w:rPr>
+        <w:t>System.</w:t>
+      </w:r>
+      <w:r>
+        <w:rPr>
+          <w:rFonts w:ascii="Consolas" w:hAnsi="Consolas" w:cs="Consolas"/>
+          <w:b/>
+          <w:bCs/>
+          <w:i/>
+          <w:iCs/>
+          <w:color w:val="0000C0"/>
+          <w:sz w:val="20"/>
+          <w:szCs w:val="20"/>
+        </w:rPr>
+        <w:t>out</w:t>
+      </w:r>
+      <w:r>
+        <w:rPr>
+          <w:rFonts w:ascii="Consolas" w:hAnsi="Consolas" w:cs="Consolas"/>
+          <w:color w:val="000000"/>
+          <w:sz w:val="20"/>
+          <w:szCs w:val="20"/>
+        </w:rPr>
+        <w:t>.println</w:t>
+      </w:r>
+      <w:proofErr w:type="spellEnd"/>
+      <w:r>
+        <w:rPr>
+          <w:rFonts w:ascii="Consolas" w:hAnsi="Consolas" w:cs="Consolas"/>
+          <w:color w:val="000000"/>
+          <w:sz w:val="20"/>
+          <w:szCs w:val="20"/>
+        </w:rPr>
+        <w:t>(</w:t>
+      </w:r>
+      <w:r>
+        <w:rPr>
+          <w:rFonts w:ascii="Consolas" w:hAnsi="Consolas" w:cs="Consolas"/>
+          <w:color w:val="6A3E3E"/>
+          <w:sz w:val="20"/>
+          <w:szCs w:val="20"/>
+        </w:rPr>
+        <w:t>result</w:t>
+      </w:r>
+      <w:r>
+        <w:rPr>
+          <w:rFonts w:ascii="Consolas" w:hAnsi="Consolas" w:cs="Consolas"/>
+          <w:color w:val="000000"/>
+          <w:sz w:val="20"/>
+          <w:szCs w:val="20"/>
+        </w:rPr>
+        <w:t>);</w:t>
+      </w:r>
+    </w:p>
+    <w:p>
+      <w:pPr>
+        <w:autoSpaceDE w:val="0"/>
+        <w:autoSpaceDN w:val="0"/>
+        <w:adjustRightInd w:val="0"/>
+        <w:spacing w:after="0" w:line="240" w:lineRule="auto"/>
+        <w:rPr>
+          <w:rFonts w:ascii="Consolas" w:hAnsi="Consolas" w:cs="Consolas"/>
+          <w:sz w:val="20"/>
+          <w:szCs w:val="20"/>
+        </w:rPr>
+      </w:pPr>
+      <w:r>
+        <w:rPr>
+          <w:rFonts w:ascii="Consolas" w:hAnsi="Consolas" w:cs="Consolas"/>
+          <w:color w:val="000000"/>
+          <w:sz w:val="20"/>
+          <w:szCs w:val="20"/>
+        </w:rPr>
+        <w:tab/>
+        <w:t>}</w:t>
+      </w:r>
+    </w:p>
+    <w:p>
+      <w:pPr>
+        <w:autoSpaceDE w:val="0"/>
+        <w:autoSpaceDN w:val="0"/>
+        <w:adjustRightInd w:val="0"/>
+        <w:spacing w:after="0" w:line="240" w:lineRule="auto"/>
+        <w:rPr>
+          <w:rFonts w:ascii="Consolas" w:hAnsi="Consolas" w:cs="Consolas"/>
+          <w:sz w:val="20"/>
+          <w:szCs w:val="20"/>
+        </w:rPr>
+      </w:pPr>
+    </w:p>
+    <w:p>
+      <w:pPr>
+        <w:autoSpaceDE w:val="0"/>
+        <w:autoSpaceDN w:val="0"/>
+        <w:adjustRightInd w:val="0"/>
+        <w:spacing w:after="0" w:line="240" w:lineRule="auto"/>
+        <w:rPr>
+          <w:rFonts w:ascii="Consolas" w:hAnsi="Consolas" w:cs="Consolas"/>
+          <w:sz w:val="20"/>
+          <w:szCs w:val="20"/>
+        </w:rPr>
+      </w:pPr>
+      <w:r>
+        <w:rPr>
+          <w:rFonts w:ascii="Consolas" w:hAnsi="Consolas" w:cs="Consolas"/>
+          <w:color w:val="000000"/>
+          <w:sz w:val="20"/>
+          <w:szCs w:val="20"/>
+        </w:rPr>
+        <w:t>}</w:t>
       </w:r>
     </w:p>
     <w:p/>
